--- a/NERC-CIP/CSW-NERC-CIP-Compliance-Report.docx
+++ b/NERC-CIP/CSW-NERC-CIP-Compliance-Report.docx
@@ -2922,13 +2922,11 @@
       <w:r>
         <w:rPr>
           <w:b/>
-          <w:bCs/>
         </w:rPr>
-        <w:t>Posture takeaway.</w:t>
+        <w:t xml:space="preserve">Posture takeaway. </w:t>
       </w:r>
       <w:r>
-        <w:rPr/>
-        <w:t xml:space="preserve"> CSW provides direct coverage on six of the fourteen standards (CIP-005, CIP-007, CIP-008, CIP-010, CIP-013) on the IT side, supporting evidence on three more, and is structurally out of scope on the remaining five (HR, physical, OT-device-layer controls). This is consistent with CSW’s positioning as a workload- protection platform: it does the IT-side jobs well and explicitly defers OT-device and physical/HR scope to the appropriate owners.</w:t>
+        <w:t>The table above is the programme-role view: Direct, Supporting, or out of scope. It leaves out CIP-007 R5 (system access control), CIP-012 (communications between Control Centers), and CIP-015 (internal network security monitoring). The Control Coverage Summary below is the evidence view for every in-scope requirement, including those three. Full Coverage is CIP-007 R1 and CIP-010 R1 on instrumented IT-side workloads. Partial Coverage is where Secure Workload supplies one slice and another control completes the requirement. Evidence Required, with no Secure Workload artifact, is CIP-004, CIP-006, and CIP-014.</w:t>
       </w:r>
     </w:p>
     <w:p>
@@ -2996,6 +2994,1168 @@
     <w:p>
       <w:pPr>
         <w:pStyle w:val="Heading2"/>
+      </w:pPr>
+      <w:r>
+        <w:t>Control Coverage Summary</w:t>
+      </w:r>
+    </w:p>
+    <w:p>
+      <w:pPr>
+        <w:pStyle w:val="FirstParagraph"/>
+      </w:pPr>
+      <w:r>
+        <w:t>Use this table when an auditor asks what Secure Workload can put in the evidence file for each requirement. The ratings apply to IT-side workloads in the agreed scope that have a reporting sensor. They are evidence contributions. They are not a finding that the Registered Entity is compliant, and they do not make Secure Workload an Electronic Access Point or an OT control.</w:t>
+      </w:r>
+    </w:p>
+    <w:p>
+      <w:pPr>
+        <w:pStyle w:val="Compact"/>
+      </w:pPr>
+      <w:r>
+        <w:rPr>
+          <w:b/>
+        </w:rPr>
+        <w:t xml:space="preserve">Full Coverage. </w:t>
+      </w:r>
+      <w:r>
+        <w:t>On instrumented IT-side workloads, export the artifact named in the row and file it against that requirement.</w:t>
+      </w:r>
+    </w:p>
+    <w:p>
+      <w:pPr>
+        <w:pStyle w:val="Compact"/>
+      </w:pPr>
+      <w:r>
+        <w:rPr>
+          <w:b/>
+        </w:rPr>
+        <w:t xml:space="preserve">Partial Coverage. </w:t>
+      </w:r>
+      <w:r>
+        <w:t>Secure Workload covers the slice in “What Secure Workload produces.” File that export next to the record in “What the entity still files.”</w:t>
+      </w:r>
+    </w:p>
+    <w:p>
+      <w:pPr>
+        <w:pStyle w:val="Compact"/>
+      </w:pPr>
+      <w:r>
+        <w:rPr>
+          <w:b/>
+        </w:rPr>
+        <w:t xml:space="preserve">Evidence Required. </w:t>
+      </w:r>
+      <w:r>
+        <w:t>Secure Workload does not produce the record. The entity files the document from the programme that owns it.</w:t>
+      </w:r>
+    </w:p>
+    <w:tbl>
+      <w:tblPr>
+        <w:tblW w:type="auto" w:w="0"/>
+        <w:tblLook w:firstColumn="1" w:firstRow="1" w:lastColumn="0" w:lastRow="0" w:noHBand="0" w:noVBand="1" w:val="04A0"/>
+      </w:tblPr>
+      <w:tblGrid>
+        <w:gridCol w:w="2340"/>
+        <w:gridCol w:w="2340"/>
+        <w:gridCol w:w="2340"/>
+        <w:gridCol w:w="2340"/>
+      </w:tblGrid>
+      <w:tr>
+        <w:tc>
+          <w:tcPr>
+            <w:tcW w:type="dxa" w:w="2340"/>
+          </w:tcPr>
+          <w:p>
+            <w:r/>
+            <w:r>
+              <w:rPr>
+                <w:b/>
+              </w:rPr>
+              <w:t>Standard</w:t>
+            </w:r>
+          </w:p>
+        </w:tc>
+        <w:tc>
+          <w:tcPr>
+            <w:tcW w:type="dxa" w:w="2340"/>
+          </w:tcPr>
+          <w:p>
+            <w:r/>
+            <w:r>
+              <w:rPr>
+                <w:b/>
+              </w:rPr>
+              <w:t>What Secure Workload produces</w:t>
+            </w:r>
+          </w:p>
+        </w:tc>
+        <w:tc>
+          <w:tcPr>
+            <w:tcW w:type="dxa" w:w="2340"/>
+          </w:tcPr>
+          <w:p>
+            <w:r/>
+            <w:r>
+              <w:rPr>
+                <w:b/>
+              </w:rPr>
+              <w:t>What the entity still files</w:t>
+            </w:r>
+          </w:p>
+        </w:tc>
+        <w:tc>
+          <w:tcPr>
+            <w:tcW w:type="dxa" w:w="2340"/>
+          </w:tcPr>
+          <w:p>
+            <w:r/>
+            <w:r>
+              <w:rPr>
+                <w:b/>
+              </w:rPr>
+              <w:t>Coverage</w:t>
+            </w:r>
+          </w:p>
+        </w:tc>
+      </w:tr>
+      <w:tr>
+        <w:tc>
+          <w:tcPr>
+            <w:tcW w:type="dxa" w:w="2340"/>
+          </w:tcPr>
+          <w:p>
+            <w:r/>
+            <w:r>
+              <w:t>CIP-002</w:t>
+            </w:r>
+          </w:p>
+        </w:tc>
+        <w:tc>
+          <w:tcPr>
+            <w:tcW w:type="dxa" w:w="2340"/>
+          </w:tcPr>
+          <w:p>
+            <w:r/>
+            <w:r>
+              <w:t>Labelled inventory (impact, BCS id, ESP membership) that mirrors the categorisation register.</w:t>
+            </w:r>
+          </w:p>
+        </w:tc>
+        <w:tc>
+          <w:tcPr>
+            <w:tcW w:type="dxa" w:w="2340"/>
+          </w:tcPr>
+          <w:p>
+            <w:r/>
+            <w:r>
+              <w:t>The High, Medium, or Low decision against Attachment 1.</w:t>
+            </w:r>
+          </w:p>
+        </w:tc>
+        <w:tc>
+          <w:tcPr>
+            <w:tcW w:type="dxa" w:w="2340"/>
+          </w:tcPr>
+          <w:p>
+            <w:r/>
+            <w:r>
+              <w:t>Partial Coverage</w:t>
+            </w:r>
+          </w:p>
+        </w:tc>
+      </w:tr>
+      <w:tr>
+        <w:tc>
+          <w:tcPr>
+            <w:tcW w:type="dxa" w:w="2340"/>
+          </w:tcPr>
+          <w:p>
+            <w:r/>
+            <w:r>
+              <w:t>CIP-003</w:t>
+            </w:r>
+          </w:p>
+        </w:tc>
+        <w:tc>
+          <w:tcPr>
+            <w:tcW w:type="dxa" w:w="2340"/>
+          </w:tcPr>
+          <w:p>
+            <w:r/>
+            <w:r>
+              <w:t>Quarterly IT-side pack for the CIP Senior Manager: policy, ports, baseline, and vendor egress.</w:t>
+            </w:r>
+          </w:p>
+        </w:tc>
+        <w:tc>
+          <w:tcPr>
+            <w:tcW w:type="dxa" w:w="2340"/>
+          </w:tcPr>
+          <w:p>
+            <w:r/>
+            <w:r>
+              <w:t>The policies, the Senior Manager designation, and the delegations.</w:t>
+            </w:r>
+          </w:p>
+        </w:tc>
+        <w:tc>
+          <w:tcPr>
+            <w:tcW w:type="dxa" w:w="2340"/>
+          </w:tcPr>
+          <w:p>
+            <w:r/>
+            <w:r>
+              <w:t>Partial Coverage</w:t>
+            </w:r>
+          </w:p>
+        </w:tc>
+      </w:tr>
+      <w:tr>
+        <w:tc>
+          <w:tcPr>
+            <w:tcW w:type="dxa" w:w="2340"/>
+          </w:tcPr>
+          <w:p>
+            <w:r/>
+            <w:r>
+              <w:t>CIP-004</w:t>
+            </w:r>
+          </w:p>
+        </w:tc>
+        <w:tc>
+          <w:tcPr>
+            <w:tcW w:type="dxa" w:w="2340"/>
+          </w:tcPr>
+          <w:p>
+            <w:r/>
+            <w:r>
+              <w:t>No personnel record.</w:t>
+            </w:r>
+          </w:p>
+        </w:tc>
+        <w:tc>
+          <w:tcPr>
+            <w:tcW w:type="dxa" w:w="2340"/>
+          </w:tcPr>
+          <w:p>
+            <w:r/>
+            <w:r>
+              <w:t>Background checks, training, and access revocation.</w:t>
+            </w:r>
+          </w:p>
+        </w:tc>
+        <w:tc>
+          <w:tcPr>
+            <w:tcW w:type="dxa" w:w="2340"/>
+          </w:tcPr>
+          <w:p>
+            <w:r/>
+            <w:r>
+              <w:t>Evidence Required</w:t>
+            </w:r>
+          </w:p>
+        </w:tc>
+      </w:tr>
+      <w:tr>
+        <w:tc>
+          <w:tcPr>
+            <w:tcW w:type="dxa" w:w="2340"/>
+          </w:tcPr>
+          <w:p>
+            <w:r/>
+            <w:r>
+              <w:t>CIP-005 R1</w:t>
+            </w:r>
+          </w:p>
+        </w:tc>
+        <w:tc>
+          <w:tcPr>
+            <w:tcW w:type="dxa" w:w="2340"/>
+          </w:tcPr>
+          <w:p>
+            <w:r/>
+            <w:r>
+              <w:t>Deny-by-default from corporate IT up to the EAP address set, and the exception list.</w:t>
+            </w:r>
+          </w:p>
+        </w:tc>
+        <w:tc>
+          <w:tcPr>
+            <w:tcW w:type="dxa" w:w="2340"/>
+          </w:tcPr>
+          <w:p>
+            <w:r/>
+            <w:r>
+              <w:t>The EAP firewall configuration. Secure Workload is not the Electronic Access Point.</w:t>
+            </w:r>
+          </w:p>
+        </w:tc>
+        <w:tc>
+          <w:tcPr>
+            <w:tcW w:type="dxa" w:w="2340"/>
+          </w:tcPr>
+          <w:p>
+            <w:r/>
+            <w:r>
+              <w:t>Partial Coverage</w:t>
+            </w:r>
+          </w:p>
+        </w:tc>
+      </w:tr>
+      <w:tr>
+        <w:tc>
+          <w:tcPr>
+            <w:tcW w:type="dxa" w:w="2340"/>
+          </w:tcPr>
+          <w:p>
+            <w:r/>
+            <w:r>
+              <w:t>CIP-005 R2</w:t>
+            </w:r>
+          </w:p>
+        </w:tc>
+        <w:tc>
+          <w:tcPr>
+            <w:tcW w:type="dxa" w:w="2340"/>
+          </w:tcPr>
+          <w:p>
+            <w:r/>
+            <w:r>
+              <w:t>Per-session flows from the Intermediate System for the audit window.</w:t>
+            </w:r>
+          </w:p>
+        </w:tc>
+        <w:tc>
+          <w:tcPr>
+            <w:tcW w:type="dxa" w:w="2340"/>
+          </w:tcPr>
+          <w:p>
+            <w:r/>
+            <w:r>
+              <w:t>Session encryption and multi-factor authentication on the Intermediate System.</w:t>
+            </w:r>
+          </w:p>
+        </w:tc>
+        <w:tc>
+          <w:tcPr>
+            <w:tcW w:type="dxa" w:w="2340"/>
+          </w:tcPr>
+          <w:p>
+            <w:r/>
+            <w:r>
+              <w:t>Partial Coverage</w:t>
+            </w:r>
+          </w:p>
+        </w:tc>
+      </w:tr>
+      <w:tr>
+        <w:tc>
+          <w:tcPr>
+            <w:tcW w:type="dxa" w:w="2340"/>
+          </w:tcPr>
+          <w:p>
+            <w:r/>
+            <w:r>
+              <w:t>CIP-006</w:t>
+            </w:r>
+          </w:p>
+        </w:tc>
+        <w:tc>
+          <w:tcPr>
+            <w:tcW w:type="dxa" w:w="2340"/>
+          </w:tcPr>
+          <w:p>
+            <w:r/>
+            <w:r>
+              <w:t>No physical-security record.</w:t>
+            </w:r>
+          </w:p>
+        </w:tc>
+        <w:tc>
+          <w:tcPr>
+            <w:tcW w:type="dxa" w:w="2340"/>
+          </w:tcPr>
+          <w:p>
+            <w:r/>
+            <w:r>
+              <w:t>The physical security perimeter, badge access, and visitor logs.</w:t>
+            </w:r>
+          </w:p>
+        </w:tc>
+        <w:tc>
+          <w:tcPr>
+            <w:tcW w:type="dxa" w:w="2340"/>
+          </w:tcPr>
+          <w:p>
+            <w:r/>
+            <w:r>
+              <w:t>Evidence Required</w:t>
+            </w:r>
+          </w:p>
+        </w:tc>
+      </w:tr>
+      <w:tr>
+        <w:tc>
+          <w:tcPr>
+            <w:tcW w:type="dxa" w:w="2340"/>
+          </w:tcPr>
+          <w:p>
+            <w:r/>
+            <w:r>
+              <w:t>CIP-007 R1</w:t>
+            </w:r>
+          </w:p>
+        </w:tc>
+        <w:tc>
+          <w:tcPr>
+            <w:tcW w:type="dxa" w:w="2340"/>
+          </w:tcPr>
+          <w:p>
+            <w:r/>
+            <w:r>
+              <w:t>Listening-port inventory with the bound process and the last-flow time, dated at least quarterly.</w:t>
+            </w:r>
+          </w:p>
+        </w:tc>
+        <w:tc>
+          <w:tcPr>
+            <w:tcW w:type="dxa" w:w="2340"/>
+          </w:tcPr>
+          <w:p>
+            <w:r/>
+            <w:r>
+              <w:t>Tie each listener to the documented baseline.</w:t>
+            </w:r>
+          </w:p>
+        </w:tc>
+        <w:tc>
+          <w:tcPr>
+            <w:tcW w:type="dxa" w:w="2340"/>
+          </w:tcPr>
+          <w:p>
+            <w:r/>
+            <w:r>
+              <w:t>Full Coverage</w:t>
+            </w:r>
+          </w:p>
+        </w:tc>
+      </w:tr>
+      <w:tr>
+        <w:tc>
+          <w:tcPr>
+            <w:tcW w:type="dxa" w:w="2340"/>
+          </w:tcPr>
+          <w:p>
+            <w:r/>
+            <w:r>
+              <w:t>CIP-007 R2</w:t>
+            </w:r>
+          </w:p>
+        </w:tc>
+        <w:tc>
+          <w:tcPr>
+            <w:tcW w:type="dxa" w:w="2340"/>
+          </w:tcPr>
+          <w:p>
+            <w:r/>
+            <w:r>
+              <w:t>CVE and package list for software installed on the workload.</w:t>
+            </w:r>
+          </w:p>
+        </w:tc>
+        <w:tc>
+          <w:tcPr>
+            <w:tcW w:type="dxa" w:w="2340"/>
+          </w:tcPr>
+          <w:p>
+            <w:r/>
+            <w:r>
+              <w:t>The evaluation window, the patch source, and the install record. Secure Workload does not install the patch.</w:t>
+            </w:r>
+          </w:p>
+        </w:tc>
+        <w:tc>
+          <w:tcPr>
+            <w:tcW w:type="dxa" w:w="2340"/>
+          </w:tcPr>
+          <w:p>
+            <w:r/>
+            <w:r>
+              <w:t>Partial Coverage</w:t>
+            </w:r>
+          </w:p>
+        </w:tc>
+      </w:tr>
+      <w:tr>
+        <w:tc>
+          <w:tcPr>
+            <w:tcW w:type="dxa" w:w="2340"/>
+          </w:tcPr>
+          <w:p>
+            <w:r/>
+            <w:r>
+              <w:t>CIP-007 R3</w:t>
+            </w:r>
+          </w:p>
+        </w:tc>
+        <w:tc>
+          <w:tcPr>
+            <w:tcW w:type="dxa" w:w="2340"/>
+          </w:tcPr>
+          <w:p>
+            <w:r/>
+            <w:r>
+              <w:t>Behavioural-rule catalogue and the simulation-to-enforce record.</w:t>
+            </w:r>
+          </w:p>
+        </w:tc>
+        <w:tc>
+          <w:tcPr>
+            <w:tcW w:type="dxa" w:w="2340"/>
+          </w:tcPr>
+          <w:p>
+            <w:r/>
+            <w:r>
+              <w:t>The endpoint anti-malware product and its logs.</w:t>
+            </w:r>
+          </w:p>
+        </w:tc>
+        <w:tc>
+          <w:tcPr>
+            <w:tcW w:type="dxa" w:w="2340"/>
+          </w:tcPr>
+          <w:p>
+            <w:r/>
+            <w:r>
+              <w:t>Partial Coverage</w:t>
+            </w:r>
+          </w:p>
+        </w:tc>
+      </w:tr>
+      <w:tr>
+        <w:tc>
+          <w:tcPr>
+            <w:tcW w:type="dxa" w:w="2340"/>
+          </w:tcPr>
+          <w:p>
+            <w:r/>
+            <w:r>
+              <w:t>CIP-007 R4</w:t>
+            </w:r>
+          </w:p>
+        </w:tc>
+        <w:tc>
+          <w:tcPr>
+            <w:tcW w:type="dxa" w:w="2340"/>
+          </w:tcPr>
+          <w:p>
+            <w:r/>
+            <w:r>
+              <w:t>Process and flow telemetry forwarded to the SIEM.</w:t>
+            </w:r>
+          </w:p>
+        </w:tc>
+        <w:tc>
+          <w:tcPr>
+            <w:tcW w:type="dxa" w:w="2340"/>
+          </w:tcPr>
+          <w:p>
+            <w:r/>
+            <w:r>
+              <w:t>The alert procedure, the review log, and the retention attestation.</w:t>
+            </w:r>
+          </w:p>
+        </w:tc>
+        <w:tc>
+          <w:tcPr>
+            <w:tcW w:type="dxa" w:w="2340"/>
+          </w:tcPr>
+          <w:p>
+            <w:r/>
+            <w:r>
+              <w:t>Partial Coverage</w:t>
+            </w:r>
+          </w:p>
+        </w:tc>
+      </w:tr>
+      <w:tr>
+        <w:tc>
+          <w:tcPr>
+            <w:tcW w:type="dxa" w:w="2340"/>
+          </w:tcPr>
+          <w:p>
+            <w:r/>
+            <w:r>
+              <w:t>CIP-007 R5</w:t>
+            </w:r>
+          </w:p>
+        </w:tc>
+        <w:tc>
+          <w:tcPr>
+            <w:tcW w:type="dxa" w:w="2340"/>
+          </w:tcPr>
+          <w:p>
+            <w:r/>
+            <w:r>
+              <w:t>Policy that limits which workloads can reach the authentication services. This requirement was not in the posture table above.</w:t>
+            </w:r>
+          </w:p>
+        </w:tc>
+        <w:tc>
+          <w:tcPr>
+            <w:tcW w:type="dxa" w:w="2340"/>
+          </w:tcPr>
+          <w:p>
+            <w:r/>
+            <w:r>
+              <w:t>Account inventory, passwords, and multi-factor authentication.</w:t>
+            </w:r>
+          </w:p>
+        </w:tc>
+        <w:tc>
+          <w:tcPr>
+            <w:tcW w:type="dxa" w:w="2340"/>
+          </w:tcPr>
+          <w:p>
+            <w:r/>
+            <w:r>
+              <w:t>Partial Coverage</w:t>
+            </w:r>
+          </w:p>
+        </w:tc>
+      </w:tr>
+      <w:tr>
+        <w:tc>
+          <w:tcPr>
+            <w:tcW w:type="dxa" w:w="2340"/>
+          </w:tcPr>
+          <w:p>
+            <w:r/>
+            <w:r>
+              <w:t>CIP-008</w:t>
+            </w:r>
+          </w:p>
+        </w:tc>
+        <w:tc>
+          <w:tcPr>
+            <w:tcW w:type="dxa" w:w="2340"/>
+          </w:tcPr>
+          <w:p>
+            <w:r/>
+            <w:r>
+              <w:t>Six-artefact reconstruction bundle for the incident window: flows, processes, policy verdicts, and hosts touched.</w:t>
+            </w:r>
+          </w:p>
+        </w:tc>
+        <w:tc>
+          <w:tcPr>
+            <w:tcW w:type="dxa" w:w="2340"/>
+          </w:tcPr>
+          <w:p>
+            <w:r/>
+            <w:r>
+              <w:t>The response plan, the plan test, and the E-ISAC notification.</w:t>
+            </w:r>
+          </w:p>
+        </w:tc>
+        <w:tc>
+          <w:tcPr>
+            <w:tcW w:type="dxa" w:w="2340"/>
+          </w:tcPr>
+          <w:p>
+            <w:r/>
+            <w:r>
+              <w:t>Partial Coverage</w:t>
+            </w:r>
+          </w:p>
+        </w:tc>
+      </w:tr>
+      <w:tr>
+        <w:tc>
+          <w:tcPr>
+            <w:tcW w:type="dxa" w:w="2340"/>
+          </w:tcPr>
+          <w:p>
+            <w:r/>
+            <w:r>
+              <w:t>CIP-009</w:t>
+            </w:r>
+          </w:p>
+        </w:tc>
+        <w:tc>
+          <w:tcPr>
+            <w:tcW w:type="dxa" w:w="2340"/>
+          </w:tcPr>
+          <w:p>
+            <w:r/>
+            <w:r>
+              <w:t>Policy workspace and configuration baseline as a known-good IT-side state.</w:t>
+            </w:r>
+          </w:p>
+        </w:tc>
+        <w:tc>
+          <w:tcPr>
+            <w:tcW w:type="dxa" w:w="2340"/>
+          </w:tcPr>
+          <w:p>
+            <w:r/>
+            <w:r>
+              <w:t>Backup execution and the recovery test.</w:t>
+            </w:r>
+          </w:p>
+        </w:tc>
+        <w:tc>
+          <w:tcPr>
+            <w:tcW w:type="dxa" w:w="2340"/>
+          </w:tcPr>
+          <w:p>
+            <w:r/>
+            <w:r>
+              <w:t>Partial Coverage</w:t>
+            </w:r>
+          </w:p>
+        </w:tc>
+      </w:tr>
+      <w:tr>
+        <w:tc>
+          <w:tcPr>
+            <w:tcW w:type="dxa" w:w="2340"/>
+          </w:tcPr>
+          <w:p>
+            <w:r/>
+            <w:r>
+              <w:t>CIP-010 R1</w:t>
+            </w:r>
+          </w:p>
+        </w:tc>
+        <w:tc>
+          <w:tcPr>
+            <w:tcW w:type="dxa" w:w="2340"/>
+          </w:tcPr>
+          <w:p>
+            <w:r/>
+            <w:r>
+              <w:t>Daily software and listening-port baseline, the diff, and a disposition against the change ticket.</w:t>
+            </w:r>
+          </w:p>
+        </w:tc>
+        <w:tc>
+          <w:tcPr>
+            <w:tcW w:type="dxa" w:w="2340"/>
+          </w:tcPr>
+          <w:p>
+            <w:r/>
+            <w:r>
+              <w:t>The change ticket itself. A change seen here and absent from a ticket is the unauthorised-change candidate.</w:t>
+            </w:r>
+          </w:p>
+        </w:tc>
+        <w:tc>
+          <w:tcPr>
+            <w:tcW w:type="dxa" w:w="2340"/>
+          </w:tcPr>
+          <w:p>
+            <w:r/>
+            <w:r>
+              <w:t>Full Coverage</w:t>
+            </w:r>
+          </w:p>
+        </w:tc>
+      </w:tr>
+      <w:tr>
+        <w:tc>
+          <w:tcPr>
+            <w:tcW w:type="dxa" w:w="2340"/>
+          </w:tcPr>
+          <w:p>
+            <w:r/>
+            <w:r>
+              <w:t>CIP-010 R3</w:t>
+            </w:r>
+          </w:p>
+        </w:tc>
+        <w:tc>
+          <w:tcPr>
+            <w:tcW w:type="dxa" w:w="2340"/>
+          </w:tcPr>
+          <w:p>
+            <w:r/>
+            <w:r>
+              <w:t>Per-workload CVE inventory.</w:t>
+            </w:r>
+          </w:p>
+        </w:tc>
+        <w:tc>
+          <w:tcPr>
+            <w:tcW w:type="dxa" w:w="2340"/>
+          </w:tcPr>
+          <w:p>
+            <w:r/>
+            <w:r>
+              <w:t>The entity's active assessment method, the cadence by impact rating, and the mitigation record.</w:t>
+            </w:r>
+          </w:p>
+        </w:tc>
+        <w:tc>
+          <w:tcPr>
+            <w:tcW w:type="dxa" w:w="2340"/>
+          </w:tcPr>
+          <w:p>
+            <w:r/>
+            <w:r>
+              <w:t>Partial Coverage</w:t>
+            </w:r>
+          </w:p>
+        </w:tc>
+      </w:tr>
+      <w:tr>
+        <w:tc>
+          <w:tcPr>
+            <w:tcW w:type="dxa" w:w="2340"/>
+          </w:tcPr>
+          <w:p>
+            <w:r/>
+            <w:r>
+              <w:t>CIP-011</w:t>
+            </w:r>
+          </w:p>
+        </w:tc>
+        <w:tc>
+          <w:tcPr>
+            <w:tcW w:type="dxa" w:w="2340"/>
+          </w:tcPr>
+          <w:p>
+            <w:r/>
+            <w:r>
+              <w:t>Egress and access-pattern report for hosts labelled as BCSI hosts.</w:t>
+            </w:r>
+          </w:p>
+        </w:tc>
+        <w:tc>
+          <w:tcPr>
+            <w:tcW w:type="dxa" w:w="2340"/>
+          </w:tcPr>
+          <w:p>
+            <w:r/>
+            <w:r>
+              <w:t>Classification, storage, transit, and disposal of BES Cyber System Information.</w:t>
+            </w:r>
+          </w:p>
+        </w:tc>
+        <w:tc>
+          <w:tcPr>
+            <w:tcW w:type="dxa" w:w="2340"/>
+          </w:tcPr>
+          <w:p>
+            <w:r/>
+            <w:r>
+              <w:t>Partial Coverage</w:t>
+            </w:r>
+          </w:p>
+        </w:tc>
+      </w:tr>
+      <w:tr>
+        <w:tc>
+          <w:tcPr>
+            <w:tcW w:type="dxa" w:w="2340"/>
+          </w:tcPr>
+          <w:p>
+            <w:r/>
+            <w:r>
+              <w:t>CIP-012</w:t>
+            </w:r>
+          </w:p>
+        </w:tc>
+        <w:tc>
+          <w:tcPr>
+            <w:tcW w:type="dxa" w:w="2340"/>
+          </w:tcPr>
+          <w:p>
+            <w:r/>
+            <w:r>
+              <w:t>Observed paths, and an allowlist, for instrumented control-center workloads that exchange real-time assessment or monitoring data. This standard was not in the posture table above.</w:t>
+            </w:r>
+          </w:p>
+        </w:tc>
+        <w:tc>
+          <w:tcPr>
+            <w:tcW w:type="dxa" w:w="2340"/>
+          </w:tcPr>
+          <w:p>
+            <w:r/>
+            <w:r>
+              <w:t>Identification of that real-time data, the protection method on the control-center link, and the CIP-012 plan. Secure Workload does not encrypt that link.</w:t>
+            </w:r>
+          </w:p>
+        </w:tc>
+        <w:tc>
+          <w:tcPr>
+            <w:tcW w:type="dxa" w:w="2340"/>
+          </w:tcPr>
+          <w:p>
+            <w:r/>
+            <w:r>
+              <w:t>Partial Coverage</w:t>
+            </w:r>
+          </w:p>
+        </w:tc>
+      </w:tr>
+      <w:tr>
+        <w:tc>
+          <w:tcPr>
+            <w:tcW w:type="dxa" w:w="2340"/>
+          </w:tcPr>
+          <w:p>
+            <w:r/>
+            <w:r>
+              <w:t>CIP-013</w:t>
+            </w:r>
+          </w:p>
+        </w:tc>
+        <w:tc>
+          <w:tcPr>
+            <w:tcW w:type="dxa" w:w="2340"/>
+          </w:tcPr>
+          <w:p>
+            <w:r/>
+            <w:r>
+              <w:t>Vendor-egress flows reconciled to the vendor register, and the allowlist on electronic access systems.</w:t>
+            </w:r>
+          </w:p>
+        </w:tc>
+        <w:tc>
+          <w:tcPr>
+            <w:tcW w:type="dxa" w:w="2340"/>
+          </w:tcPr>
+          <w:p>
+            <w:r/>
+            <w:r>
+              <w:t>The supply-chain risk plan and the vendor contract clauses.</w:t>
+            </w:r>
+          </w:p>
+        </w:tc>
+        <w:tc>
+          <w:tcPr>
+            <w:tcW w:type="dxa" w:w="2340"/>
+          </w:tcPr>
+          <w:p>
+            <w:r/>
+            <w:r>
+              <w:t>Partial Coverage</w:t>
+            </w:r>
+          </w:p>
+        </w:tc>
+      </w:tr>
+      <w:tr>
+        <w:tc>
+          <w:tcPr>
+            <w:tcW w:type="dxa" w:w="2340"/>
+          </w:tcPr>
+          <w:p>
+            <w:r/>
+            <w:r>
+              <w:t>CIP-014</w:t>
+            </w:r>
+          </w:p>
+        </w:tc>
+        <w:tc>
+          <w:tcPr>
+            <w:tcW w:type="dxa" w:w="2340"/>
+          </w:tcPr>
+          <w:p>
+            <w:r/>
+            <w:r>
+              <w:t>No physical-security record.</w:t>
+            </w:r>
+          </w:p>
+        </w:tc>
+        <w:tc>
+          <w:tcPr>
+            <w:tcW w:type="dxa" w:w="2340"/>
+          </w:tcPr>
+          <w:p>
+            <w:r/>
+            <w:r>
+              <w:t>Transmission-station physical security.</w:t>
+            </w:r>
+          </w:p>
+        </w:tc>
+        <w:tc>
+          <w:tcPr>
+            <w:tcW w:type="dxa" w:w="2340"/>
+          </w:tcPr>
+          <w:p>
+            <w:r/>
+            <w:r>
+              <w:t>Evidence Required</w:t>
+            </w:r>
+          </w:p>
+        </w:tc>
+      </w:tr>
+      <w:tr>
+        <w:tc>
+          <w:tcPr>
+            <w:tcW w:type="dxa" w:w="2340"/>
+          </w:tcPr>
+          <w:p>
+            <w:r/>
+            <w:r>
+              <w:t>CIP-015</w:t>
+            </w:r>
+          </w:p>
+        </w:tc>
+        <w:tc>
+          <w:tcPr>
+            <w:tcW w:type="dxa" w:w="2340"/>
+          </w:tcPr>
+          <w:p>
+            <w:r/>
+            <w:r>
+              <w:t>East-west flow and process telemetry on instrumented IT-side hosts, as an input to internal network security monitoring. Confirm the effective date for the entity's impact rating before an audit cites this row.</w:t>
+            </w:r>
+          </w:p>
+        </w:tc>
+        <w:tc>
+          <w:tcPr>
+            <w:tcW w:type="dxa" w:w="2340"/>
+          </w:tcPr>
+          <w:p>
+            <w:r/>
+            <w:r>
+              <w:t>Monitoring on OT segments and on hosts with no sensor.</w:t>
+            </w:r>
+          </w:p>
+        </w:tc>
+        <w:tc>
+          <w:tcPr>
+            <w:tcW w:type="dxa" w:w="2340"/>
+          </w:tcPr>
+          <w:p>
+            <w:r/>
+            <w:r>
+              <w:t>Partial Coverage</w:t>
+            </w:r>
+          </w:p>
+        </w:tc>
+      </w:tr>
+      <w:tr>
+        <w:tc>
+          <w:tcPr>
+            <w:tcW w:type="dxa" w:w="2340"/>
+          </w:tcPr>
+          <w:p>
+            <w:r>
+              <w:t>CIP-007 R5 (system access control)</w:t>
+            </w:r>
+          </w:p>
+        </w:tc>
+        <w:tc>
+          <w:tcPr>
+            <w:tcW w:type="dxa" w:w="2340"/>
+          </w:tcPr>
+          <w:p>
+            <w:r>
+              <w:t>Policy restricting which workloads can reach authentication services</w:t>
+            </w:r>
+          </w:p>
+        </w:tc>
+        <w:tc>
+          <w:tcPr>
+            <w:tcW w:type="dxa" w:w="2340"/>
+          </w:tcPr>
+          <w:p>
+            <w:r>
+              <w:t>Authentication-path policy export, filed with the identity-system account and MFA evidence</w:t>
+            </w:r>
+          </w:p>
+        </w:tc>
+        <w:tc>
+          <w:tcPr>
+            <w:tcW w:type="dxa" w:w="2340"/>
+          </w:tcPr>
+          <w:p/>
+        </w:tc>
+      </w:tr>
+      <w:tr>
+        <w:tc>
+          <w:tcPr>
+            <w:tcW w:type="dxa" w:w="2340"/>
+          </w:tcPr>
+          <w:p>
+            <w:r>
+              <w:t>CIP-012 R1 (control-center communications)</w:t>
+            </w:r>
+          </w:p>
+        </w:tc>
+        <w:tc>
+          <w:tcPr>
+            <w:tcW w:type="dxa" w:w="2340"/>
+          </w:tcPr>
+          <w:p>
+            <w:r>
+              <w:t>Observed flows and an allowlist between instrumented control-center workloads that carry real-time data</w:t>
+            </w:r>
+          </w:p>
+        </w:tc>
+        <w:tc>
+          <w:tcPr>
+            <w:tcW w:type="dxa" w:w="2340"/>
+          </w:tcPr>
+          <w:p>
+            <w:r>
+              <w:t>Flow export and allowlist, filed with the CIP-012 plan and the link-protection record</w:t>
+            </w:r>
+          </w:p>
+        </w:tc>
+        <w:tc>
+          <w:tcPr>
+            <w:tcW w:type="dxa" w:w="2340"/>
+          </w:tcPr>
+          <w:p/>
+        </w:tc>
+      </w:tr>
+      <w:tr>
+        <w:tc>
+          <w:tcPr>
+            <w:tcW w:type="dxa" w:w="2340"/>
+          </w:tcPr>
+          <w:p>
+            <w:r>
+              <w:t>CIP-015 (internal network security monitoring)</w:t>
+            </w:r>
+          </w:p>
+        </w:tc>
+        <w:tc>
+          <w:tcPr>
+            <w:tcW w:type="dxa" w:w="2340"/>
+          </w:tcPr>
+          <w:p>
+            <w:r>
+              <w:t>East-west flow and process telemetry on instrumented IT-side hosts</w:t>
+            </w:r>
+          </w:p>
+        </w:tc>
+        <w:tc>
+          <w:tcPr>
+            <w:tcW w:type="dxa" w:w="2340"/>
+          </w:tcPr>
+          <w:p>
+            <w:r>
+              <w:t>Telemetry export for the monitored segment, after the entity confirms CIP-015 applies</w:t>
+            </w:r>
+          </w:p>
+        </w:tc>
+        <w:tc>
+          <w:tcPr>
+            <w:tcW w:type="dxa" w:w="2340"/>
+          </w:tcPr>
+          <w:p/>
+        </w:tc>
+      </w:tr>
+    </w:tbl>
+    <w:p>
+      <w:pPr>
+        <w:pStyle w:val="Heading2"/>
         <w:rPr/>
       </w:pPr>
       <w:bookmarkStart w:id="4" w:name="X470be95cef125936a0c59deeb4f44099a333a6d"/>
@@ -5359,6 +6519,70 @@
                 <w:lang w:val="en-US" w:eastAsia="zh-CN" w:bidi="ar-SA"/>
               </w:rPr>
               <w:t>Per-incident vendor flow extract</w:t>
+            </w:r>
+          </w:p>
+        </w:tc>
+      </w:tr>
+      <w:tr>
+        <w:tc>
+          <w:tcPr>
+            <w:tcW w:type="dxa" w:w="3120"/>
+          </w:tcPr>
+          <w:p>
+            <w:r>
+              <w:t>CIP-012 link protection</w:t>
+            </w:r>
+          </w:p>
+        </w:tc>
+        <w:tc>
+          <w:tcPr>
+            <w:tcW w:type="dxa" w:w="3120"/>
+          </w:tcPr>
+          <w:p>
+            <w:r>
+              <w:t>Control-center communications owner</w:t>
+            </w:r>
+          </w:p>
+        </w:tc>
+        <w:tc>
+          <w:tcPr>
+            <w:tcW w:type="dxa" w:w="3120"/>
+          </w:tcPr>
+          <w:p>
+            <w:r>
+              <w:t>Identification of real-time data and protection of the control-center link. Secure Workload shows the path; it does not encrypt it.</w:t>
+            </w:r>
+          </w:p>
+        </w:tc>
+      </w:tr>
+      <w:tr>
+        <w:tc>
+          <w:tcPr>
+            <w:tcW w:type="dxa" w:w="3120"/>
+          </w:tcPr>
+          <w:p>
+            <w:r>
+              <w:t>CIP-015 on OT segments</w:t>
+            </w:r>
+          </w:p>
+        </w:tc>
+        <w:tc>
+          <w:tcPr>
+            <w:tcW w:type="dxa" w:w="3120"/>
+          </w:tcPr>
+          <w:p>
+            <w:r>
+              <w:t>OT/ICS team</w:t>
+            </w:r>
+          </w:p>
+        </w:tc>
+        <w:tc>
+          <w:tcPr>
+            <w:tcW w:type="dxa" w:w="3120"/>
+          </w:tcPr>
+          <w:p>
+            <w:r>
+              <w:t>Internal network security monitoring on segments with no Secure Workload sensor, including Level 0–2 networks.</w:t>
             </w:r>
           </w:p>
         </w:tc>

--- a/NERC-CIP/CSW-NERC-CIP-Compliance-Report.docx
+++ b/NERC-CIP/CSW-NERC-CIP-Compliance-Report.docx
@@ -257,6 +257,62 @@
         </mc:AlternateContent>
       </w:r>
       <w:bookmarkEnd w:id="1"/>
+    </w:p>
+    <w:p>
+      <w:pPr>
+        <w:pStyle w:val="Heading2"/>
+      </w:pPr>
+      <w:r>
+        <w:t>How to read the coverage words</w:t>
+      </w:r>
+    </w:p>
+    <w:p>
+      <w:pPr/>
+      <w:r>
+        <w:rPr>
+          <w:b/>
+        </w:rPr>
+        <w:t>Full Coverage</w:t>
+      </w:r>
+      <w:r>
+        <w:t xml:space="preserve"> on the older reports means Secure Workload can produce that row's artifact. It does not mean the control is met.</w:t>
+      </w:r>
+    </w:p>
+    <w:p>
+      <w:pPr/>
+      <w:r>
+        <w:rPr>
+          <w:b/>
+        </w:rPr>
+        <w:t>Partial Coverage</w:t>
+      </w:r>
+      <w:r>
+        <w:t xml:space="preserve"> means file that export next to another control.</w:t>
+      </w:r>
+    </w:p>
+    <w:p>
+      <w:pPr/>
+      <w:r>
+        <w:rPr>
+          <w:b/>
+        </w:rPr>
+        <w:t>Evidence Required</w:t>
+      </w:r>
+      <w:r>
+        <w:t xml:space="preserve"> means Secure Workload has no record. The customer files the contract, the analysis, or the HR or physical-security evidence.</w:t>
+      </w:r>
+    </w:p>
+    <w:p>
+      <w:pPr/>
+      <w:r>
+        <w:rPr>
+          <w:b/>
+        </w:rPr>
+        <w:t>Direct, Supporting, and Out of scope</w:t>
+      </w:r>
+      <w:r>
+        <w:t xml:space="preserve"> on the newer reports are the same idea in different words. Direct is still evidence, not a pass.</w:t>
+      </w:r>
     </w:p>
     <w:p>
       <w:pPr>

--- a/NERC-CIP/CSW-NERC-CIP-Compliance-Report.docx
+++ b/NERC-CIP/CSW-NERC-CIP-Compliance-Report.docx
@@ -263,7 +263,7 @@
         <w:pStyle w:val="Heading2"/>
       </w:pPr>
       <w:r>
-        <w:t>How to read the coverage words</w:t>
+        <w:t>How to read the Coverage column</w:t>
       </w:r>
     </w:p>
     <w:p>
@@ -272,10 +272,10 @@
         <w:rPr>
           <w:b/>
         </w:rPr>
-        <w:t>Full Coverage</w:t>
+        <w:t>Direct</w:t>
       </w:r>
       <w:r>
-        <w:t xml:space="preserve"> on the older reports means Secure Workload can produce that row's artifact. It does not mean the control is met.</w:t>
+        <w:t xml:space="preserve"> means Secure Workload produces the primary evidence artifact for that row — segmentation, policy, flow and process telemetry, inventory, vulnerability and reachability, or forensic reconstruction. Direct is still evidence, not an attestation.</w:t>
       </w:r>
     </w:p>
     <w:p>
@@ -284,10 +284,10 @@
         <w:rPr>
           <w:b/>
         </w:rPr>
-        <w:t>Partial Coverage</w:t>
+        <w:t>Supporting</w:t>
       </w:r>
       <w:r>
-        <w:t xml:space="preserve"> means file that export next to another control.</w:t>
+        <w:t xml:space="preserve"> means Secure Workload contributes an input that feeds or complements another control, tool, or process — detection input only, reconciled against an external register, or one log source among several.</w:t>
       </w:r>
     </w:p>
     <w:p>
@@ -299,19 +299,13 @@
         <w:t>Evidence Required</w:t>
       </w:r>
       <w:r>
-        <w:t xml:space="preserve"> means Secure Workload has no record. The customer files the contract, the analysis, or the HR or physical-security evidence.</w:t>
+        <w:t xml:space="preserve"> means Secure Workload has no record for that row. The customer supplies the contract, the analysis, or the HR / physical-security evidence from another control.</w:t>
       </w:r>
     </w:p>
     <w:p>
       <w:pPr/>
       <w:r>
-        <w:rPr>
-          <w:b/>
-        </w:rPr>
-        <w:t>Direct, Supporting, and Out of scope</w:t>
-      </w:r>
-      <w:r>
-        <w:t xml:space="preserve"> on the newer reports are the same idea in different words. Direct is still evidence, not a pass.</w:t>
+        <w:t>Every report in this set now uses the same three coverage words — Direct, Supporting, and Evidence Required. Coverage describes what evidence Secure Workload produces; it never means the control is passed.</w:t>
       </w:r>
     </w:p>
     <w:p>
@@ -662,6 +656,14 @@
           <w:end w:w="108" w:type="dxa"/>
         </w:tblCellMar>
         <w:tblLook w:noHBand="0" w:lastColumn="0" w:firstColumn="0" w:lastRow="0" w:firstRow="1" w:noVBand="0" w:val="0020"/>
+        <w:tblBorders>
+          <w:top w:val="single" w:sz="4" w:space="0" w:color="BFBFBF"/>
+          <w:left w:val="single" w:sz="4" w:space="0" w:color="BFBFBF"/>
+          <w:bottom w:val="single" w:sz="4" w:space="0" w:color="BFBFBF"/>
+          <w:right w:val="single" w:sz="4" w:space="0" w:color="BFBFBF"/>
+          <w:insideH w:val="single" w:sz="4" w:space="0" w:color="BFBFBF"/>
+          <w:insideV w:val="single" w:sz="4" w:space="0" w:color="BFBFBF"/>
+        </w:tblBorders>
       </w:tblPr>
       <w:tblGrid>
         <w:gridCol w:w="2339"/>
@@ -680,24 +682,27 @@
               <w:bottom w:val="single" w:sz="6" w:space="0" w:color="000000"/>
             </w:tcBorders>
             <w:vAlign w:val="bottom"/>
-          </w:tcPr>
-          <w:p>
-            <w:pPr>
-              <w:pStyle w:val="Compact"/>
-              <w:widowControl/>
-              <w:spacing w:before="36" w:after="36"/>
-              <w:jc w:val="start"/>
-              <w:rPr>
-                <w:rFonts w:ascii="Aptos" w:hAnsi="Aptos" w:eastAsia="" w:cs=""/>
-                <w:kern w:val="0"/>
-                <w:sz w:val="24"/>
-                <w:szCs w:val="24"/>
-                <w:lang w:val="en-US" w:eastAsia="zh-CN" w:bidi="ar-SA"/>
-              </w:rPr>
-            </w:pPr>
-            <w:r>
-              <w:rPr>
-                <w:rFonts w:eastAsia="" w:cs=""/>
+            <w:shd w:val="clear" w:color="auto" w:fill="003366"/>
+          </w:tcPr>
+          <w:p>
+            <w:pPr>
+              <w:pStyle w:val="Compact"/>
+              <w:widowControl/>
+              <w:spacing w:before="36" w:after="36"/>
+              <w:jc w:val="start"/>
+              <w:rPr>
+                <w:rFonts w:ascii="Aptos" w:hAnsi="Aptos" w:eastAsia="" w:cs=""/>
+                <w:kern w:val="0"/>
+                <w:sz w:val="24"/>
+                <w:szCs w:val="24"/>
+                <w:lang w:val="en-US" w:eastAsia="zh-CN" w:bidi="ar-SA"/>
+              </w:rPr>
+            </w:pPr>
+            <w:r>
+              <w:rPr>
+                <w:rFonts w:eastAsia="" w:cs=""/>
+                <w:b/>
+                <w:color w:val="FFFFFF"/>
                 <w:kern w:val="0"/>
                 <w:sz w:val="24"/>
                 <w:szCs w:val="24"/>
@@ -714,24 +719,27 @@
               <w:bottom w:val="single" w:sz="6" w:space="0" w:color="000000"/>
             </w:tcBorders>
             <w:vAlign w:val="bottom"/>
-          </w:tcPr>
-          <w:p>
-            <w:pPr>
-              <w:pStyle w:val="Compact"/>
-              <w:widowControl/>
-              <w:spacing w:before="36" w:after="36"/>
-              <w:jc w:val="start"/>
-              <w:rPr>
-                <w:rFonts w:ascii="Aptos" w:hAnsi="Aptos" w:eastAsia="" w:cs=""/>
-                <w:kern w:val="0"/>
-                <w:sz w:val="24"/>
-                <w:szCs w:val="24"/>
-                <w:lang w:val="en-US" w:eastAsia="zh-CN" w:bidi="ar-SA"/>
-              </w:rPr>
-            </w:pPr>
-            <w:r>
-              <w:rPr>
-                <w:rFonts w:eastAsia="" w:cs=""/>
+            <w:shd w:val="clear" w:color="auto" w:fill="003366"/>
+          </w:tcPr>
+          <w:p>
+            <w:pPr>
+              <w:pStyle w:val="Compact"/>
+              <w:widowControl/>
+              <w:spacing w:before="36" w:after="36"/>
+              <w:jc w:val="start"/>
+              <w:rPr>
+                <w:rFonts w:ascii="Aptos" w:hAnsi="Aptos" w:eastAsia="" w:cs=""/>
+                <w:kern w:val="0"/>
+                <w:sz w:val="24"/>
+                <w:szCs w:val="24"/>
+                <w:lang w:val="en-US" w:eastAsia="zh-CN" w:bidi="ar-SA"/>
+              </w:rPr>
+            </w:pPr>
+            <w:r>
+              <w:rPr>
+                <w:rFonts w:eastAsia="" w:cs=""/>
+                <w:b/>
+                <w:color w:val="FFFFFF"/>
                 <w:kern w:val="0"/>
                 <w:sz w:val="24"/>
                 <w:szCs w:val="24"/>
@@ -748,24 +756,27 @@
               <w:bottom w:val="single" w:sz="6" w:space="0" w:color="000000"/>
             </w:tcBorders>
             <w:vAlign w:val="bottom"/>
-          </w:tcPr>
-          <w:p>
-            <w:pPr>
-              <w:pStyle w:val="Compact"/>
-              <w:widowControl/>
-              <w:spacing w:before="36" w:after="36"/>
-              <w:jc w:val="start"/>
-              <w:rPr>
-                <w:rFonts w:ascii="Aptos" w:hAnsi="Aptos" w:eastAsia="" w:cs=""/>
-                <w:kern w:val="0"/>
-                <w:sz w:val="24"/>
-                <w:szCs w:val="24"/>
-                <w:lang w:val="en-US" w:eastAsia="zh-CN" w:bidi="ar-SA"/>
-              </w:rPr>
-            </w:pPr>
-            <w:r>
-              <w:rPr>
-                <w:rFonts w:eastAsia="" w:cs=""/>
+            <w:shd w:val="clear" w:color="auto" w:fill="003366"/>
+          </w:tcPr>
+          <w:p>
+            <w:pPr>
+              <w:pStyle w:val="Compact"/>
+              <w:widowControl/>
+              <w:spacing w:before="36" w:after="36"/>
+              <w:jc w:val="start"/>
+              <w:rPr>
+                <w:rFonts w:ascii="Aptos" w:hAnsi="Aptos" w:eastAsia="" w:cs=""/>
+                <w:kern w:val="0"/>
+                <w:sz w:val="24"/>
+                <w:szCs w:val="24"/>
+                <w:lang w:val="en-US" w:eastAsia="zh-CN" w:bidi="ar-SA"/>
+              </w:rPr>
+            </w:pPr>
+            <w:r>
+              <w:rPr>
+                <w:rFonts w:eastAsia="" w:cs=""/>
+                <w:b/>
+                <w:color w:val="FFFFFF"/>
                 <w:kern w:val="0"/>
                 <w:sz w:val="24"/>
                 <w:szCs w:val="24"/>
@@ -782,24 +793,27 @@
               <w:bottom w:val="single" w:sz="6" w:space="0" w:color="000000"/>
             </w:tcBorders>
             <w:vAlign w:val="bottom"/>
-          </w:tcPr>
-          <w:p>
-            <w:pPr>
-              <w:pStyle w:val="Compact"/>
-              <w:widowControl/>
-              <w:spacing w:before="36" w:after="36"/>
-              <w:jc w:val="start"/>
-              <w:rPr>
-                <w:rFonts w:ascii="Aptos" w:hAnsi="Aptos" w:eastAsia="" w:cs=""/>
-                <w:kern w:val="0"/>
-                <w:sz w:val="24"/>
-                <w:szCs w:val="24"/>
-                <w:lang w:val="en-US" w:eastAsia="zh-CN" w:bidi="ar-SA"/>
-              </w:rPr>
-            </w:pPr>
-            <w:r>
-              <w:rPr>
-                <w:rFonts w:eastAsia="" w:cs=""/>
+            <w:shd w:val="clear" w:color="auto" w:fill="003366"/>
+          </w:tcPr>
+          <w:p>
+            <w:pPr>
+              <w:pStyle w:val="Compact"/>
+              <w:widowControl/>
+              <w:spacing w:before="36" w:after="36"/>
+              <w:jc w:val="start"/>
+              <w:rPr>
+                <w:rFonts w:ascii="Aptos" w:hAnsi="Aptos" w:eastAsia="" w:cs=""/>
+                <w:kern w:val="0"/>
+                <w:sz w:val="24"/>
+                <w:szCs w:val="24"/>
+                <w:lang w:val="en-US" w:eastAsia="zh-CN" w:bidi="ar-SA"/>
+              </w:rPr>
+            </w:pPr>
+            <w:r>
+              <w:rPr>
+                <w:rFonts w:eastAsia="" w:cs=""/>
+                <w:b/>
+                <w:color w:val="FFFFFF"/>
                 <w:kern w:val="0"/>
                 <w:sz w:val="24"/>
                 <w:szCs w:val="24"/>
@@ -878,28 +892,26 @@
           <w:tcPr>
             <w:tcW w:w="2340" w:type="dxa"/>
             <w:tcBorders/>
-          </w:tcPr>
-          <w:p>
-            <w:pPr>
-              <w:pStyle w:val="Compact"/>
-              <w:widowControl/>
-              <w:spacing w:before="36" w:after="36"/>
-              <w:jc w:val="start"/>
-              <w:rPr>
-                <w:rFonts w:ascii="Aptos" w:hAnsi="Aptos" w:eastAsia="" w:cs=""/>
-                <w:kern w:val="0"/>
-                <w:sz w:val="24"/>
-                <w:szCs w:val="24"/>
-                <w:lang w:val="en-US" w:eastAsia="zh-CN" w:bidi="ar-SA"/>
-              </w:rPr>
-            </w:pPr>
-            <w:r>
-              <w:rPr>
-                <w:rFonts w:eastAsia="" w:cs=""/>
-                <w:kern w:val="0"/>
-                <w:sz w:val="24"/>
-                <w:szCs w:val="24"/>
-                <w:lang w:val="en-US" w:eastAsia="zh-CN" w:bidi="ar-SA"/>
+            <w:shd w:val="clear" w:color="auto" w:fill="C55A11"/>
+          </w:tcPr>
+          <w:p>
+            <w:pPr>
+              <w:pStyle w:val="Compact"/>
+              <w:widowControl/>
+              <w:spacing w:before="36" w:after="36"/>
+              <w:jc w:val="start"/>
+              <w:rPr>
+                <w:rFonts w:ascii="Aptos" w:hAnsi="Aptos" w:eastAsia="" w:cs=""/>
+                <w:kern w:val="0"/>
+                <w:sz w:val="24"/>
+                <w:szCs w:val="24"/>
+                <w:lang w:val="en-US" w:eastAsia="zh-CN" w:bidi="ar-SA"/>
+              </w:rPr>
+            </w:pPr>
+            <w:r>
+              <w:rPr>
+                <w:b/>
+                <w:color w:val="FFFFFF"/>
               </w:rPr>
               <w:t>Supporting</w:t>
             </w:r>
@@ -943,6 +955,7 @@
           <w:tcPr>
             <w:tcW w:w="2339" w:type="dxa"/>
             <w:tcBorders/>
+            <w:shd w:val="clear" w:color="auto" w:fill="F2F2F2"/>
           </w:tcPr>
           <w:p>
             <w:pPr>
@@ -974,6 +987,7 @@
           <w:tcPr>
             <w:tcW w:w="2340" w:type="dxa"/>
             <w:tcBorders/>
+            <w:shd w:val="clear" w:color="auto" w:fill="F2F2F2"/>
           </w:tcPr>
           <w:p>
             <w:pPr>
@@ -1005,28 +1019,26 @@
           <w:tcPr>
             <w:tcW w:w="2340" w:type="dxa"/>
             <w:tcBorders/>
-          </w:tcPr>
-          <w:p>
-            <w:pPr>
-              <w:pStyle w:val="Compact"/>
-              <w:widowControl/>
-              <w:spacing w:before="36" w:after="36"/>
-              <w:jc w:val="start"/>
-              <w:rPr>
-                <w:rFonts w:ascii="Aptos" w:hAnsi="Aptos" w:eastAsia="" w:cs=""/>
-                <w:kern w:val="0"/>
-                <w:sz w:val="24"/>
-                <w:szCs w:val="24"/>
-                <w:lang w:val="en-US" w:eastAsia="zh-CN" w:bidi="ar-SA"/>
-              </w:rPr>
-            </w:pPr>
-            <w:r>
-              <w:rPr>
-                <w:rFonts w:eastAsia="" w:cs=""/>
-                <w:kern w:val="0"/>
-                <w:sz w:val="24"/>
-                <w:szCs w:val="24"/>
-                <w:lang w:val="en-US" w:eastAsia="zh-CN" w:bidi="ar-SA"/>
+            <w:shd w:val="clear" w:color="auto" w:fill="C55A11"/>
+          </w:tcPr>
+          <w:p>
+            <w:pPr>
+              <w:pStyle w:val="Compact"/>
+              <w:widowControl/>
+              <w:spacing w:before="36" w:after="36"/>
+              <w:jc w:val="start"/>
+              <w:rPr>
+                <w:rFonts w:ascii="Aptos" w:hAnsi="Aptos" w:eastAsia="" w:cs=""/>
+                <w:kern w:val="0"/>
+                <w:sz w:val="24"/>
+                <w:szCs w:val="24"/>
+                <w:lang w:val="en-US" w:eastAsia="zh-CN" w:bidi="ar-SA"/>
+              </w:rPr>
+            </w:pPr>
+            <w:r>
+              <w:rPr>
+                <w:b/>
+                <w:color w:val="FFFFFF"/>
               </w:rPr>
               <w:t>Supporting</w:t>
             </w:r>
@@ -1036,6 +1048,7 @@
           <w:tcPr>
             <w:tcW w:w="2341" w:type="dxa"/>
             <w:tcBorders/>
+            <w:shd w:val="clear" w:color="auto" w:fill="F2F2F2"/>
           </w:tcPr>
           <w:p>
             <w:pPr>
@@ -1132,30 +1145,28 @@
           <w:tcPr>
             <w:tcW w:w="2340" w:type="dxa"/>
             <w:tcBorders/>
-          </w:tcPr>
-          <w:p>
-            <w:pPr>
-              <w:pStyle w:val="Compact"/>
-              <w:widowControl/>
-              <w:spacing w:before="36" w:after="36"/>
-              <w:jc w:val="start"/>
-              <w:rPr>
-                <w:rFonts w:ascii="Aptos" w:hAnsi="Aptos" w:eastAsia="" w:cs=""/>
-                <w:kern w:val="0"/>
-                <w:sz w:val="24"/>
-                <w:szCs w:val="24"/>
-                <w:lang w:val="en-US" w:eastAsia="zh-CN" w:bidi="ar-SA"/>
-              </w:rPr>
-            </w:pPr>
-            <w:r>
-              <w:rPr>
-                <w:rFonts w:eastAsia="" w:cs=""/>
-                <w:kern w:val="0"/>
-                <w:sz w:val="24"/>
-                <w:szCs w:val="24"/>
-                <w:lang w:val="en-US" w:eastAsia="zh-CN" w:bidi="ar-SA"/>
-              </w:rPr>
-              <w:t>Out of scope</w:t>
+            <w:shd w:val="clear" w:color="auto" w:fill="808080"/>
+          </w:tcPr>
+          <w:p>
+            <w:pPr>
+              <w:pStyle w:val="Compact"/>
+              <w:widowControl/>
+              <w:spacing w:before="36" w:after="36"/>
+              <w:jc w:val="start"/>
+              <w:rPr>
+                <w:rFonts w:ascii="Aptos" w:hAnsi="Aptos" w:eastAsia="" w:cs=""/>
+                <w:kern w:val="0"/>
+                <w:sz w:val="24"/>
+                <w:szCs w:val="24"/>
+                <w:lang w:val="en-US" w:eastAsia="zh-CN" w:bidi="ar-SA"/>
+              </w:rPr>
+            </w:pPr>
+            <w:r>
+              <w:rPr>
+                <w:b/>
+                <w:color w:val="FFFFFF"/>
+              </w:rPr>
+              <w:t>Evidence Required</w:t>
             </w:r>
           </w:p>
         </w:tc>
@@ -1197,6 +1208,7 @@
           <w:tcPr>
             <w:tcW w:w="2339" w:type="dxa"/>
             <w:tcBorders/>
+            <w:shd w:val="clear" w:color="auto" w:fill="F2F2F2"/>
           </w:tcPr>
           <w:p>
             <w:pPr>
@@ -1228,6 +1240,7 @@
           <w:tcPr>
             <w:tcW w:w="2340" w:type="dxa"/>
             <w:tcBorders/>
+            <w:shd w:val="clear" w:color="auto" w:fill="F2F2F2"/>
           </w:tcPr>
           <w:p>
             <w:pPr>
@@ -1259,28 +1272,26 @@
           <w:tcPr>
             <w:tcW w:w="2340" w:type="dxa"/>
             <w:tcBorders/>
-          </w:tcPr>
-          <w:p>
-            <w:pPr>
-              <w:pStyle w:val="Compact"/>
-              <w:widowControl/>
-              <w:spacing w:before="36" w:after="36"/>
-              <w:jc w:val="start"/>
-              <w:rPr>
-                <w:rFonts w:ascii="Aptos" w:hAnsi="Aptos" w:eastAsia="" w:cs=""/>
-                <w:kern w:val="0"/>
-                <w:sz w:val="24"/>
-                <w:szCs w:val="24"/>
-                <w:lang w:val="en-US" w:eastAsia="zh-CN" w:bidi="ar-SA"/>
-              </w:rPr>
-            </w:pPr>
-            <w:r>
-              <w:rPr>
-                <w:rFonts w:eastAsia="" w:cs=""/>
-                <w:kern w:val="0"/>
-                <w:sz w:val="24"/>
-                <w:szCs w:val="24"/>
-                <w:lang w:val="en-US" w:eastAsia="zh-CN" w:bidi="ar-SA"/>
+            <w:shd w:val="clear" w:color="auto" w:fill="107C41"/>
+          </w:tcPr>
+          <w:p>
+            <w:pPr>
+              <w:pStyle w:val="Compact"/>
+              <w:widowControl/>
+              <w:spacing w:before="36" w:after="36"/>
+              <w:jc w:val="start"/>
+              <w:rPr>
+                <w:rFonts w:ascii="Aptos" w:hAnsi="Aptos" w:eastAsia="" w:cs=""/>
+                <w:kern w:val="0"/>
+                <w:sz w:val="24"/>
+                <w:szCs w:val="24"/>
+                <w:lang w:val="en-US" w:eastAsia="zh-CN" w:bidi="ar-SA"/>
+              </w:rPr>
+            </w:pPr>
+            <w:r>
+              <w:rPr>
+                <w:b/>
+                <w:color w:val="FFFFFF"/>
               </w:rPr>
               <w:t>Direct (IT-side)</w:t>
             </w:r>
@@ -1290,6 +1301,7 @@
           <w:tcPr>
             <w:tcW w:w="2341" w:type="dxa"/>
             <w:tcBorders/>
+            <w:shd w:val="clear" w:color="auto" w:fill="F2F2F2"/>
           </w:tcPr>
           <w:p>
             <w:pPr>
@@ -1386,28 +1398,26 @@
           <w:tcPr>
             <w:tcW w:w="2340" w:type="dxa"/>
             <w:tcBorders/>
-          </w:tcPr>
-          <w:p>
-            <w:pPr>
-              <w:pStyle w:val="Compact"/>
-              <w:widowControl/>
-              <w:spacing w:before="36" w:after="36"/>
-              <w:jc w:val="start"/>
-              <w:rPr>
-                <w:rFonts w:ascii="Aptos" w:hAnsi="Aptos" w:eastAsia="" w:cs=""/>
-                <w:kern w:val="0"/>
-                <w:sz w:val="24"/>
-                <w:szCs w:val="24"/>
-                <w:lang w:val="en-US" w:eastAsia="zh-CN" w:bidi="ar-SA"/>
-              </w:rPr>
-            </w:pPr>
-            <w:r>
-              <w:rPr>
-                <w:rFonts w:eastAsia="" w:cs=""/>
-                <w:kern w:val="0"/>
-                <w:sz w:val="24"/>
-                <w:szCs w:val="24"/>
-                <w:lang w:val="en-US" w:eastAsia="zh-CN" w:bidi="ar-SA"/>
+            <w:shd w:val="clear" w:color="auto" w:fill="107C41"/>
+          </w:tcPr>
+          <w:p>
+            <w:pPr>
+              <w:pStyle w:val="Compact"/>
+              <w:widowControl/>
+              <w:spacing w:before="36" w:after="36"/>
+              <w:jc w:val="start"/>
+              <w:rPr>
+                <w:rFonts w:ascii="Aptos" w:hAnsi="Aptos" w:eastAsia="" w:cs=""/>
+                <w:kern w:val="0"/>
+                <w:sz w:val="24"/>
+                <w:szCs w:val="24"/>
+                <w:lang w:val="en-US" w:eastAsia="zh-CN" w:bidi="ar-SA"/>
+              </w:rPr>
+            </w:pPr>
+            <w:r>
+              <w:rPr>
+                <w:b/>
+                <w:color w:val="FFFFFF"/>
               </w:rPr>
               <w:t>Direct (IT-side)</w:t>
             </w:r>
@@ -1451,6 +1461,7 @@
           <w:tcPr>
             <w:tcW w:w="2339" w:type="dxa"/>
             <w:tcBorders/>
+            <w:shd w:val="clear" w:color="auto" w:fill="F2F2F2"/>
           </w:tcPr>
           <w:p>
             <w:pPr>
@@ -1482,6 +1493,7 @@
           <w:tcPr>
             <w:tcW w:w="2340" w:type="dxa"/>
             <w:tcBorders/>
+            <w:shd w:val="clear" w:color="auto" w:fill="F2F2F2"/>
           </w:tcPr>
           <w:p>
             <w:pPr>
@@ -1513,30 +1525,28 @@
           <w:tcPr>
             <w:tcW w:w="2340" w:type="dxa"/>
             <w:tcBorders/>
-          </w:tcPr>
-          <w:p>
-            <w:pPr>
-              <w:pStyle w:val="Compact"/>
-              <w:widowControl/>
-              <w:spacing w:before="36" w:after="36"/>
-              <w:jc w:val="start"/>
-              <w:rPr>
-                <w:rFonts w:ascii="Aptos" w:hAnsi="Aptos" w:eastAsia="" w:cs=""/>
-                <w:kern w:val="0"/>
-                <w:sz w:val="24"/>
-                <w:szCs w:val="24"/>
-                <w:lang w:val="en-US" w:eastAsia="zh-CN" w:bidi="ar-SA"/>
-              </w:rPr>
-            </w:pPr>
-            <w:r>
-              <w:rPr>
-                <w:rFonts w:eastAsia="" w:cs=""/>
-                <w:kern w:val="0"/>
-                <w:sz w:val="24"/>
-                <w:szCs w:val="24"/>
-                <w:lang w:val="en-US" w:eastAsia="zh-CN" w:bidi="ar-SA"/>
-              </w:rPr>
-              <w:t>Out of scope</w:t>
+            <w:shd w:val="clear" w:color="auto" w:fill="808080"/>
+          </w:tcPr>
+          <w:p>
+            <w:pPr>
+              <w:pStyle w:val="Compact"/>
+              <w:widowControl/>
+              <w:spacing w:before="36" w:after="36"/>
+              <w:jc w:val="start"/>
+              <w:rPr>
+                <w:rFonts w:ascii="Aptos" w:hAnsi="Aptos" w:eastAsia="" w:cs=""/>
+                <w:kern w:val="0"/>
+                <w:sz w:val="24"/>
+                <w:szCs w:val="24"/>
+                <w:lang w:val="en-US" w:eastAsia="zh-CN" w:bidi="ar-SA"/>
+              </w:rPr>
+            </w:pPr>
+            <w:r>
+              <w:rPr>
+                <w:b/>
+                <w:color w:val="FFFFFF"/>
+              </w:rPr>
+              <w:t>Evidence Required</w:t>
             </w:r>
           </w:p>
         </w:tc>
@@ -1544,6 +1554,7 @@
           <w:tcPr>
             <w:tcW w:w="2341" w:type="dxa"/>
             <w:tcBorders/>
+            <w:shd w:val="clear" w:color="auto" w:fill="F2F2F2"/>
           </w:tcPr>
           <w:p>
             <w:pPr>
@@ -1640,28 +1651,26 @@
           <w:tcPr>
             <w:tcW w:w="2340" w:type="dxa"/>
             <w:tcBorders/>
-          </w:tcPr>
-          <w:p>
-            <w:pPr>
-              <w:pStyle w:val="Compact"/>
-              <w:widowControl/>
-              <w:spacing w:before="36" w:after="36"/>
-              <w:jc w:val="start"/>
-              <w:rPr>
-                <w:rFonts w:ascii="Aptos" w:hAnsi="Aptos" w:eastAsia="" w:cs=""/>
-                <w:kern w:val="0"/>
-                <w:sz w:val="24"/>
-                <w:szCs w:val="24"/>
-                <w:lang w:val="en-US" w:eastAsia="zh-CN" w:bidi="ar-SA"/>
-              </w:rPr>
-            </w:pPr>
-            <w:r>
-              <w:rPr>
-                <w:rFonts w:eastAsia="" w:cs=""/>
-                <w:kern w:val="0"/>
-                <w:sz w:val="24"/>
-                <w:szCs w:val="24"/>
-                <w:lang w:val="en-US" w:eastAsia="zh-CN" w:bidi="ar-SA"/>
+            <w:shd w:val="clear" w:color="auto" w:fill="107C41"/>
+          </w:tcPr>
+          <w:p>
+            <w:pPr>
+              <w:pStyle w:val="Compact"/>
+              <w:widowControl/>
+              <w:spacing w:before="36" w:after="36"/>
+              <w:jc w:val="start"/>
+              <w:rPr>
+                <w:rFonts w:ascii="Aptos" w:hAnsi="Aptos" w:eastAsia="" w:cs=""/>
+                <w:kern w:val="0"/>
+                <w:sz w:val="24"/>
+                <w:szCs w:val="24"/>
+                <w:lang w:val="en-US" w:eastAsia="zh-CN" w:bidi="ar-SA"/>
+              </w:rPr>
+            </w:pPr>
+            <w:r>
+              <w:rPr>
+                <w:b/>
+                <w:color w:val="FFFFFF"/>
               </w:rPr>
               <w:t>Direct</w:t>
             </w:r>
@@ -1705,6 +1714,7 @@
           <w:tcPr>
             <w:tcW w:w="2339" w:type="dxa"/>
             <w:tcBorders/>
+            <w:shd w:val="clear" w:color="auto" w:fill="F2F2F2"/>
           </w:tcPr>
           <w:p>
             <w:pPr>
@@ -1736,6 +1746,7 @@
           <w:tcPr>
             <w:tcW w:w="2340" w:type="dxa"/>
             <w:tcBorders/>
+            <w:shd w:val="clear" w:color="auto" w:fill="F2F2F2"/>
           </w:tcPr>
           <w:p>
             <w:pPr>
@@ -1767,28 +1778,26 @@
           <w:tcPr>
             <w:tcW w:w="2340" w:type="dxa"/>
             <w:tcBorders/>
-          </w:tcPr>
-          <w:p>
-            <w:pPr>
-              <w:pStyle w:val="Compact"/>
-              <w:widowControl/>
-              <w:spacing w:before="36" w:after="36"/>
-              <w:jc w:val="start"/>
-              <w:rPr>
-                <w:rFonts w:ascii="Aptos" w:hAnsi="Aptos" w:eastAsia="" w:cs=""/>
-                <w:kern w:val="0"/>
-                <w:sz w:val="24"/>
-                <w:szCs w:val="24"/>
-                <w:lang w:val="en-US" w:eastAsia="zh-CN" w:bidi="ar-SA"/>
-              </w:rPr>
-            </w:pPr>
-            <w:r>
-              <w:rPr>
-                <w:rFonts w:eastAsia="" w:cs=""/>
-                <w:kern w:val="0"/>
-                <w:sz w:val="24"/>
-                <w:szCs w:val="24"/>
-                <w:lang w:val="en-US" w:eastAsia="zh-CN" w:bidi="ar-SA"/>
+            <w:shd w:val="clear" w:color="auto" w:fill="C55A11"/>
+          </w:tcPr>
+          <w:p>
+            <w:pPr>
+              <w:pStyle w:val="Compact"/>
+              <w:widowControl/>
+              <w:spacing w:before="36" w:after="36"/>
+              <w:jc w:val="start"/>
+              <w:rPr>
+                <w:rFonts w:ascii="Aptos" w:hAnsi="Aptos" w:eastAsia="" w:cs=""/>
+                <w:kern w:val="0"/>
+                <w:sz w:val="24"/>
+                <w:szCs w:val="24"/>
+                <w:lang w:val="en-US" w:eastAsia="zh-CN" w:bidi="ar-SA"/>
+              </w:rPr>
+            </w:pPr>
+            <w:r>
+              <w:rPr>
+                <w:b/>
+                <w:color w:val="FFFFFF"/>
               </w:rPr>
               <w:t>Supporting</w:t>
             </w:r>
@@ -1798,6 +1807,7 @@
           <w:tcPr>
             <w:tcW w:w="2341" w:type="dxa"/>
             <w:tcBorders/>
+            <w:shd w:val="clear" w:color="auto" w:fill="F2F2F2"/>
           </w:tcPr>
           <w:p>
             <w:pPr>
@@ -1894,28 +1904,26 @@
           <w:tcPr>
             <w:tcW w:w="2340" w:type="dxa"/>
             <w:tcBorders/>
-          </w:tcPr>
-          <w:p>
-            <w:pPr>
-              <w:pStyle w:val="Compact"/>
-              <w:widowControl/>
-              <w:spacing w:before="36" w:after="36"/>
-              <w:jc w:val="start"/>
-              <w:rPr>
-                <w:rFonts w:ascii="Aptos" w:hAnsi="Aptos" w:eastAsia="" w:cs=""/>
-                <w:kern w:val="0"/>
-                <w:sz w:val="24"/>
-                <w:szCs w:val="24"/>
-                <w:lang w:val="en-US" w:eastAsia="zh-CN" w:bidi="ar-SA"/>
-              </w:rPr>
-            </w:pPr>
-            <w:r>
-              <w:rPr>
-                <w:rFonts w:eastAsia="" w:cs=""/>
-                <w:kern w:val="0"/>
-                <w:sz w:val="24"/>
-                <w:szCs w:val="24"/>
-                <w:lang w:val="en-US" w:eastAsia="zh-CN" w:bidi="ar-SA"/>
+            <w:shd w:val="clear" w:color="auto" w:fill="107C41"/>
+          </w:tcPr>
+          <w:p>
+            <w:pPr>
+              <w:pStyle w:val="Compact"/>
+              <w:widowControl/>
+              <w:spacing w:before="36" w:after="36"/>
+              <w:jc w:val="start"/>
+              <w:rPr>
+                <w:rFonts w:ascii="Aptos" w:hAnsi="Aptos" w:eastAsia="" w:cs=""/>
+                <w:kern w:val="0"/>
+                <w:sz w:val="24"/>
+                <w:szCs w:val="24"/>
+                <w:lang w:val="en-US" w:eastAsia="zh-CN" w:bidi="ar-SA"/>
+              </w:rPr>
+            </w:pPr>
+            <w:r>
+              <w:rPr>
+                <w:b/>
+                <w:color w:val="FFFFFF"/>
               </w:rPr>
               <w:t>Direct (IT-side)</w:t>
             </w:r>
@@ -1959,6 +1967,7 @@
           <w:tcPr>
             <w:tcW w:w="2339" w:type="dxa"/>
             <w:tcBorders/>
+            <w:shd w:val="clear" w:color="auto" w:fill="F2F2F2"/>
           </w:tcPr>
           <w:p>
             <w:pPr>
@@ -1990,6 +1999,7 @@
           <w:tcPr>
             <w:tcW w:w="2340" w:type="dxa"/>
             <w:tcBorders/>
+            <w:shd w:val="clear" w:color="auto" w:fill="F2F2F2"/>
           </w:tcPr>
           <w:p>
             <w:pPr>
@@ -2021,28 +2031,26 @@
           <w:tcPr>
             <w:tcW w:w="2340" w:type="dxa"/>
             <w:tcBorders/>
-          </w:tcPr>
-          <w:p>
-            <w:pPr>
-              <w:pStyle w:val="Compact"/>
-              <w:widowControl/>
-              <w:spacing w:before="36" w:after="36"/>
-              <w:jc w:val="start"/>
-              <w:rPr>
-                <w:rFonts w:ascii="Aptos" w:hAnsi="Aptos" w:eastAsia="" w:cs=""/>
-                <w:kern w:val="0"/>
-                <w:sz w:val="24"/>
-                <w:szCs w:val="24"/>
-                <w:lang w:val="en-US" w:eastAsia="zh-CN" w:bidi="ar-SA"/>
-              </w:rPr>
-            </w:pPr>
-            <w:r>
-              <w:rPr>
-                <w:rFonts w:eastAsia="" w:cs=""/>
-                <w:kern w:val="0"/>
-                <w:sz w:val="24"/>
-                <w:szCs w:val="24"/>
-                <w:lang w:val="en-US" w:eastAsia="zh-CN" w:bidi="ar-SA"/>
+            <w:shd w:val="clear" w:color="auto" w:fill="107C41"/>
+          </w:tcPr>
+          <w:p>
+            <w:pPr>
+              <w:pStyle w:val="Compact"/>
+              <w:widowControl/>
+              <w:spacing w:before="36" w:after="36"/>
+              <w:jc w:val="start"/>
+              <w:rPr>
+                <w:rFonts w:ascii="Aptos" w:hAnsi="Aptos" w:eastAsia="" w:cs=""/>
+                <w:kern w:val="0"/>
+                <w:sz w:val="24"/>
+                <w:szCs w:val="24"/>
+                <w:lang w:val="en-US" w:eastAsia="zh-CN" w:bidi="ar-SA"/>
+              </w:rPr>
+            </w:pPr>
+            <w:r>
+              <w:rPr>
+                <w:b/>
+                <w:color w:val="FFFFFF"/>
               </w:rPr>
               <w:t>Direct (IT-side)</w:t>
             </w:r>
@@ -2052,6 +2060,7 @@
           <w:tcPr>
             <w:tcW w:w="2341" w:type="dxa"/>
             <w:tcBorders/>
+            <w:shd w:val="clear" w:color="auto" w:fill="F2F2F2"/>
           </w:tcPr>
           <w:p>
             <w:pPr>
@@ -2148,28 +2157,26 @@
           <w:tcPr>
             <w:tcW w:w="2340" w:type="dxa"/>
             <w:tcBorders/>
-          </w:tcPr>
-          <w:p>
-            <w:pPr>
-              <w:pStyle w:val="Compact"/>
-              <w:widowControl/>
-              <w:spacing w:before="36" w:after="36"/>
-              <w:jc w:val="start"/>
-              <w:rPr>
-                <w:rFonts w:ascii="Aptos" w:hAnsi="Aptos" w:eastAsia="" w:cs=""/>
-                <w:kern w:val="0"/>
-                <w:sz w:val="24"/>
-                <w:szCs w:val="24"/>
-                <w:lang w:val="en-US" w:eastAsia="zh-CN" w:bidi="ar-SA"/>
-              </w:rPr>
-            </w:pPr>
-            <w:r>
-              <w:rPr>
-                <w:rFonts w:eastAsia="" w:cs=""/>
-                <w:kern w:val="0"/>
-                <w:sz w:val="24"/>
-                <w:szCs w:val="24"/>
-                <w:lang w:val="en-US" w:eastAsia="zh-CN" w:bidi="ar-SA"/>
+            <w:shd w:val="clear" w:color="auto" w:fill="107C41"/>
+          </w:tcPr>
+          <w:p>
+            <w:pPr>
+              <w:pStyle w:val="Compact"/>
+              <w:widowControl/>
+              <w:spacing w:before="36" w:after="36"/>
+              <w:jc w:val="start"/>
+              <w:rPr>
+                <w:rFonts w:ascii="Aptos" w:hAnsi="Aptos" w:eastAsia="" w:cs=""/>
+                <w:kern w:val="0"/>
+                <w:sz w:val="24"/>
+                <w:szCs w:val="24"/>
+                <w:lang w:val="en-US" w:eastAsia="zh-CN" w:bidi="ar-SA"/>
+              </w:rPr>
+            </w:pPr>
+            <w:r>
+              <w:rPr>
+                <w:b/>
+                <w:color w:val="FFFFFF"/>
               </w:rPr>
               <w:t>Direct (evidence)</w:t>
             </w:r>
@@ -2213,6 +2220,7 @@
           <w:tcPr>
             <w:tcW w:w="2339" w:type="dxa"/>
             <w:tcBorders/>
+            <w:shd w:val="clear" w:color="auto" w:fill="F2F2F2"/>
           </w:tcPr>
           <w:p>
             <w:pPr>
@@ -2244,6 +2252,7 @@
           <w:tcPr>
             <w:tcW w:w="2340" w:type="dxa"/>
             <w:tcBorders/>
+            <w:shd w:val="clear" w:color="auto" w:fill="F2F2F2"/>
           </w:tcPr>
           <w:p>
             <w:pPr>
@@ -2275,28 +2284,26 @@
           <w:tcPr>
             <w:tcW w:w="2340" w:type="dxa"/>
             <w:tcBorders/>
-          </w:tcPr>
-          <w:p>
-            <w:pPr>
-              <w:pStyle w:val="Compact"/>
-              <w:widowControl/>
-              <w:spacing w:before="36" w:after="36"/>
-              <w:jc w:val="start"/>
-              <w:rPr>
-                <w:rFonts w:ascii="Aptos" w:hAnsi="Aptos" w:eastAsia="" w:cs=""/>
-                <w:kern w:val="0"/>
-                <w:sz w:val="24"/>
-                <w:szCs w:val="24"/>
-                <w:lang w:val="en-US" w:eastAsia="zh-CN" w:bidi="ar-SA"/>
-              </w:rPr>
-            </w:pPr>
-            <w:r>
-              <w:rPr>
-                <w:rFonts w:eastAsia="" w:cs=""/>
-                <w:kern w:val="0"/>
-                <w:sz w:val="24"/>
-                <w:szCs w:val="24"/>
-                <w:lang w:val="en-US" w:eastAsia="zh-CN" w:bidi="ar-SA"/>
+            <w:shd w:val="clear" w:color="auto" w:fill="C55A11"/>
+          </w:tcPr>
+          <w:p>
+            <w:pPr>
+              <w:pStyle w:val="Compact"/>
+              <w:widowControl/>
+              <w:spacing w:before="36" w:after="36"/>
+              <w:jc w:val="start"/>
+              <w:rPr>
+                <w:rFonts w:ascii="Aptos" w:hAnsi="Aptos" w:eastAsia="" w:cs=""/>
+                <w:kern w:val="0"/>
+                <w:sz w:val="24"/>
+                <w:szCs w:val="24"/>
+                <w:lang w:val="en-US" w:eastAsia="zh-CN" w:bidi="ar-SA"/>
+              </w:rPr>
+            </w:pPr>
+            <w:r>
+              <w:rPr>
+                <w:b/>
+                <w:color w:val="FFFFFF"/>
               </w:rPr>
               <w:t>Supporting</w:t>
             </w:r>
@@ -2306,6 +2313,7 @@
           <w:tcPr>
             <w:tcW w:w="2341" w:type="dxa"/>
             <w:tcBorders/>
+            <w:shd w:val="clear" w:color="auto" w:fill="F2F2F2"/>
           </w:tcPr>
           <w:p>
             <w:pPr>
@@ -2402,28 +2410,26 @@
           <w:tcPr>
             <w:tcW w:w="2340" w:type="dxa"/>
             <w:tcBorders/>
-          </w:tcPr>
-          <w:p>
-            <w:pPr>
-              <w:pStyle w:val="Compact"/>
-              <w:widowControl/>
-              <w:spacing w:before="36" w:after="36"/>
-              <w:jc w:val="start"/>
-              <w:rPr>
-                <w:rFonts w:ascii="Aptos" w:hAnsi="Aptos" w:eastAsia="" w:cs=""/>
-                <w:kern w:val="0"/>
-                <w:sz w:val="24"/>
-                <w:szCs w:val="24"/>
-                <w:lang w:val="en-US" w:eastAsia="zh-CN" w:bidi="ar-SA"/>
-              </w:rPr>
-            </w:pPr>
-            <w:r>
-              <w:rPr>
-                <w:rFonts w:eastAsia="" w:cs=""/>
-                <w:kern w:val="0"/>
-                <w:sz w:val="24"/>
-                <w:szCs w:val="24"/>
-                <w:lang w:val="en-US" w:eastAsia="zh-CN" w:bidi="ar-SA"/>
+            <w:shd w:val="clear" w:color="auto" w:fill="107C41"/>
+          </w:tcPr>
+          <w:p>
+            <w:pPr>
+              <w:pStyle w:val="Compact"/>
+              <w:widowControl/>
+              <w:spacing w:before="36" w:after="36"/>
+              <w:jc w:val="start"/>
+              <w:rPr>
+                <w:rFonts w:ascii="Aptos" w:hAnsi="Aptos" w:eastAsia="" w:cs=""/>
+                <w:kern w:val="0"/>
+                <w:sz w:val="24"/>
+                <w:szCs w:val="24"/>
+                <w:lang w:val="en-US" w:eastAsia="zh-CN" w:bidi="ar-SA"/>
+              </w:rPr>
+            </w:pPr>
+            <w:r>
+              <w:rPr>
+                <w:b/>
+                <w:color w:val="FFFFFF"/>
               </w:rPr>
               <w:t>Direct</w:t>
             </w:r>
@@ -2467,6 +2473,7 @@
           <w:tcPr>
             <w:tcW w:w="2339" w:type="dxa"/>
             <w:tcBorders/>
+            <w:shd w:val="clear" w:color="auto" w:fill="F2F2F2"/>
           </w:tcPr>
           <w:p>
             <w:pPr>
@@ -2498,6 +2505,7 @@
           <w:tcPr>
             <w:tcW w:w="2340" w:type="dxa"/>
             <w:tcBorders/>
+            <w:shd w:val="clear" w:color="auto" w:fill="F2F2F2"/>
           </w:tcPr>
           <w:p>
             <w:pPr>
@@ -2529,28 +2537,26 @@
           <w:tcPr>
             <w:tcW w:w="2340" w:type="dxa"/>
             <w:tcBorders/>
-          </w:tcPr>
-          <w:p>
-            <w:pPr>
-              <w:pStyle w:val="Compact"/>
-              <w:widowControl/>
-              <w:spacing w:before="36" w:after="36"/>
-              <w:jc w:val="start"/>
-              <w:rPr>
-                <w:rFonts w:ascii="Aptos" w:hAnsi="Aptos" w:eastAsia="" w:cs=""/>
-                <w:kern w:val="0"/>
-                <w:sz w:val="24"/>
-                <w:szCs w:val="24"/>
-                <w:lang w:val="en-US" w:eastAsia="zh-CN" w:bidi="ar-SA"/>
-              </w:rPr>
-            </w:pPr>
-            <w:r>
-              <w:rPr>
-                <w:rFonts w:eastAsia="" w:cs=""/>
-                <w:kern w:val="0"/>
-                <w:sz w:val="24"/>
-                <w:szCs w:val="24"/>
-                <w:lang w:val="en-US" w:eastAsia="zh-CN" w:bidi="ar-SA"/>
+            <w:shd w:val="clear" w:color="auto" w:fill="107C41"/>
+          </w:tcPr>
+          <w:p>
+            <w:pPr>
+              <w:pStyle w:val="Compact"/>
+              <w:widowControl/>
+              <w:spacing w:before="36" w:after="36"/>
+              <w:jc w:val="start"/>
+              <w:rPr>
+                <w:rFonts w:ascii="Aptos" w:hAnsi="Aptos" w:eastAsia="" w:cs=""/>
+                <w:kern w:val="0"/>
+                <w:sz w:val="24"/>
+                <w:szCs w:val="24"/>
+                <w:lang w:val="en-US" w:eastAsia="zh-CN" w:bidi="ar-SA"/>
+              </w:rPr>
+            </w:pPr>
+            <w:r>
+              <w:rPr>
+                <w:b/>
+                <w:color w:val="FFFFFF"/>
               </w:rPr>
               <w:t>Direct</w:t>
             </w:r>
@@ -2560,6 +2566,7 @@
           <w:tcPr>
             <w:tcW w:w="2341" w:type="dxa"/>
             <w:tcBorders/>
+            <w:shd w:val="clear" w:color="auto" w:fill="F2F2F2"/>
           </w:tcPr>
           <w:p>
             <w:pPr>
@@ -2656,28 +2663,26 @@
           <w:tcPr>
             <w:tcW w:w="2340" w:type="dxa"/>
             <w:tcBorders/>
-          </w:tcPr>
-          <w:p>
-            <w:pPr>
-              <w:pStyle w:val="Compact"/>
-              <w:widowControl/>
-              <w:spacing w:before="36" w:after="36"/>
-              <w:jc w:val="start"/>
-              <w:rPr>
-                <w:rFonts w:ascii="Aptos" w:hAnsi="Aptos" w:eastAsia="" w:cs=""/>
-                <w:kern w:val="0"/>
-                <w:sz w:val="24"/>
-                <w:szCs w:val="24"/>
-                <w:lang w:val="en-US" w:eastAsia="zh-CN" w:bidi="ar-SA"/>
-              </w:rPr>
-            </w:pPr>
-            <w:r>
-              <w:rPr>
-                <w:rFonts w:eastAsia="" w:cs=""/>
-                <w:kern w:val="0"/>
-                <w:sz w:val="24"/>
-                <w:szCs w:val="24"/>
-                <w:lang w:val="en-US" w:eastAsia="zh-CN" w:bidi="ar-SA"/>
+            <w:shd w:val="clear" w:color="auto" w:fill="C55A11"/>
+          </w:tcPr>
+          <w:p>
+            <w:pPr>
+              <w:pStyle w:val="Compact"/>
+              <w:widowControl/>
+              <w:spacing w:before="36" w:after="36"/>
+              <w:jc w:val="start"/>
+              <w:rPr>
+                <w:rFonts w:ascii="Aptos" w:hAnsi="Aptos" w:eastAsia="" w:cs=""/>
+                <w:kern w:val="0"/>
+                <w:sz w:val="24"/>
+                <w:szCs w:val="24"/>
+                <w:lang w:val="en-US" w:eastAsia="zh-CN" w:bidi="ar-SA"/>
+              </w:rPr>
+            </w:pPr>
+            <w:r>
+              <w:rPr>
+                <w:b/>
+                <w:color w:val="FFFFFF"/>
               </w:rPr>
               <w:t>Supporting</w:t>
             </w:r>
@@ -2721,6 +2726,7 @@
           <w:tcPr>
             <w:tcW w:w="2339" w:type="dxa"/>
             <w:tcBorders/>
+            <w:shd w:val="clear" w:color="auto" w:fill="F2F2F2"/>
           </w:tcPr>
           <w:p>
             <w:pPr>
@@ -2752,6 +2758,7 @@
           <w:tcPr>
             <w:tcW w:w="2340" w:type="dxa"/>
             <w:tcBorders/>
+            <w:shd w:val="clear" w:color="auto" w:fill="F2F2F2"/>
           </w:tcPr>
           <w:p>
             <w:pPr>
@@ -2783,28 +2790,26 @@
           <w:tcPr>
             <w:tcW w:w="2340" w:type="dxa"/>
             <w:tcBorders/>
-          </w:tcPr>
-          <w:p>
-            <w:pPr>
-              <w:pStyle w:val="Compact"/>
-              <w:widowControl/>
-              <w:spacing w:before="36" w:after="36"/>
-              <w:jc w:val="start"/>
-              <w:rPr>
-                <w:rFonts w:ascii="Aptos" w:hAnsi="Aptos" w:eastAsia="" w:cs=""/>
-                <w:kern w:val="0"/>
-                <w:sz w:val="24"/>
-                <w:szCs w:val="24"/>
-                <w:lang w:val="en-US" w:eastAsia="zh-CN" w:bidi="ar-SA"/>
-              </w:rPr>
-            </w:pPr>
-            <w:r>
-              <w:rPr>
-                <w:rFonts w:eastAsia="" w:cs=""/>
-                <w:kern w:val="0"/>
-                <w:sz w:val="24"/>
-                <w:szCs w:val="24"/>
-                <w:lang w:val="en-US" w:eastAsia="zh-CN" w:bidi="ar-SA"/>
+            <w:shd w:val="clear" w:color="auto" w:fill="107C41"/>
+          </w:tcPr>
+          <w:p>
+            <w:pPr>
+              <w:pStyle w:val="Compact"/>
+              <w:widowControl/>
+              <w:spacing w:before="36" w:after="36"/>
+              <w:jc w:val="start"/>
+              <w:rPr>
+                <w:rFonts w:ascii="Aptos" w:hAnsi="Aptos" w:eastAsia="" w:cs=""/>
+                <w:kern w:val="0"/>
+                <w:sz w:val="24"/>
+                <w:szCs w:val="24"/>
+                <w:lang w:val="en-US" w:eastAsia="zh-CN" w:bidi="ar-SA"/>
+              </w:rPr>
+            </w:pPr>
+            <w:r>
+              <w:rPr>
+                <w:b/>
+                <w:color w:val="FFFFFF"/>
               </w:rPr>
               <w:t>Direct (technical lens)</w:t>
             </w:r>
@@ -2814,6 +2819,7 @@
           <w:tcPr>
             <w:tcW w:w="2341" w:type="dxa"/>
             <w:tcBorders/>
+            <w:shd w:val="clear" w:color="auto" w:fill="F2F2F2"/>
           </w:tcPr>
           <w:p>
             <w:pPr>
@@ -2910,30 +2916,28 @@
           <w:tcPr>
             <w:tcW w:w="2340" w:type="dxa"/>
             <w:tcBorders/>
-          </w:tcPr>
-          <w:p>
-            <w:pPr>
-              <w:pStyle w:val="Compact"/>
-              <w:widowControl/>
-              <w:spacing w:before="36" w:after="36"/>
-              <w:jc w:val="start"/>
-              <w:rPr>
-                <w:rFonts w:ascii="Aptos" w:hAnsi="Aptos" w:eastAsia="" w:cs=""/>
-                <w:kern w:val="0"/>
-                <w:sz w:val="24"/>
-                <w:szCs w:val="24"/>
-                <w:lang w:val="en-US" w:eastAsia="zh-CN" w:bidi="ar-SA"/>
-              </w:rPr>
-            </w:pPr>
-            <w:r>
-              <w:rPr>
-                <w:rFonts w:eastAsia="" w:cs=""/>
-                <w:kern w:val="0"/>
-                <w:sz w:val="24"/>
-                <w:szCs w:val="24"/>
-                <w:lang w:val="en-US" w:eastAsia="zh-CN" w:bidi="ar-SA"/>
-              </w:rPr>
-              <w:t>Out of scope</w:t>
+            <w:shd w:val="clear" w:color="auto" w:fill="808080"/>
+          </w:tcPr>
+          <w:p>
+            <w:pPr>
+              <w:pStyle w:val="Compact"/>
+              <w:widowControl/>
+              <w:spacing w:before="36" w:after="36"/>
+              <w:jc w:val="start"/>
+              <w:rPr>
+                <w:rFonts w:ascii="Aptos" w:hAnsi="Aptos" w:eastAsia="" w:cs=""/>
+                <w:kern w:val="0"/>
+                <w:sz w:val="24"/>
+                <w:szCs w:val="24"/>
+                <w:lang w:val="en-US" w:eastAsia="zh-CN" w:bidi="ar-SA"/>
+              </w:rPr>
+            </w:pPr>
+            <w:r>
+              <w:rPr>
+                <w:b/>
+                <w:color w:val="FFFFFF"/>
+              </w:rPr>
+              <w:t>Evidence Required</w:t>
             </w:r>
           </w:p>
         </w:tc>
@@ -2982,7 +2986,7 @@
         <w:t xml:space="preserve">Posture takeaway. </w:t>
       </w:r>
       <w:r>
-        <w:t>The table above is the programme-role view: Direct, Supporting, or out of scope. It leaves out CIP-007 R5 (system access control), CIP-012 (communications between Control Centers), and CIP-015 (internal network security monitoring). The Control Coverage Summary below is the evidence view for every in-scope requirement, including those three. Full Coverage is CIP-007 R1 and CIP-010 R1 on instrumented IT-side workloads. Partial Coverage is where Secure Workload supplies one slice and another control completes the requirement. Evidence Required, with no Secure Workload artifact, is CIP-004, CIP-006, and CIP-014.</w:t>
+        <w:t>The table above is the programme-role view: Direct, Supporting, or out of scope. It leaves out CIP-007 R5 (system access control), CIP-012 (communications between Control Centers), and CIP-015 (internal network security monitoring). The Control Coverage Summary below is the evidence view for every in-scope requirement, including those three. Direct coverage is CIP-007 R1 and CIP-010 R1 on instrumented IT-side workloads. Supporting coverage is where Secure Workload supplies one slice and another control completes the requirement. Evidence Required, with no Secure Workload artifact, is CIP-004, CIP-006, and CIP-014.</w:t>
       </w:r>
     </w:p>
     <w:p>
@@ -3071,7 +3075,7 @@
         <w:rPr>
           <w:b/>
         </w:rPr>
-        <w:t xml:space="preserve">Full Coverage. </w:t>
+        <w:t xml:space="preserve">Direct coverage. </w:t>
       </w:r>
       <w:r>
         <w:t>On instrumented IT-side workloads, export the artifact named in the row and file it against that requirement.</w:t>
@@ -3085,7 +3089,7 @@
         <w:rPr>
           <w:b/>
         </w:rPr>
-        <w:t xml:space="preserve">Partial Coverage. </w:t>
+        <w:t xml:space="preserve">Supporting coverage. </w:t>
       </w:r>
       <w:r>
         <w:t>Secure Workload covers the slice in “What Secure Workload produces.” File that export next to the record in “What the entity still files.”</w:t>
@@ -3109,6 +3113,14 @@
       <w:tblPr>
         <w:tblW w:type="auto" w:w="0"/>
         <w:tblLook w:firstColumn="1" w:firstRow="1" w:lastColumn="0" w:lastRow="0" w:noHBand="0" w:noVBand="1" w:val="04A0"/>
+        <w:tblBorders>
+          <w:top w:val="single" w:sz="4" w:space="0" w:color="BFBFBF"/>
+          <w:left w:val="single" w:sz="4" w:space="0" w:color="BFBFBF"/>
+          <w:bottom w:val="single" w:sz="4" w:space="0" w:color="BFBFBF"/>
+          <w:right w:val="single" w:sz="4" w:space="0" w:color="BFBFBF"/>
+          <w:insideH w:val="single" w:sz="4" w:space="0" w:color="BFBFBF"/>
+          <w:insideV w:val="single" w:sz="4" w:space="0" w:color="BFBFBF"/>
+        </w:tblBorders>
       </w:tblPr>
       <w:tblGrid>
         <w:gridCol w:w="2340"/>
@@ -3120,12 +3132,19 @@
         <w:tc>
           <w:tcPr>
             <w:tcW w:type="dxa" w:w="2340"/>
-          </w:tcPr>
-          <w:p>
-            <w:r/>
+            <w:shd w:val="clear" w:color="auto" w:fill="003366"/>
+          </w:tcPr>
+          <w:p>
             <w:r>
               <w:rPr>
                 <w:b/>
+                <w:color w:val="FFFFFF"/>
+              </w:rPr>
+            </w:r>
+            <w:r>
+              <w:rPr>
+                <w:b/>
+                <w:color w:val="FFFFFF"/>
               </w:rPr>
               <w:t>Standard</w:t>
             </w:r>
@@ -3134,12 +3153,19 @@
         <w:tc>
           <w:tcPr>
             <w:tcW w:type="dxa" w:w="2340"/>
-          </w:tcPr>
-          <w:p>
-            <w:r/>
+            <w:shd w:val="clear" w:color="auto" w:fill="003366"/>
+          </w:tcPr>
+          <w:p>
             <w:r>
               <w:rPr>
                 <w:b/>
+                <w:color w:val="FFFFFF"/>
+              </w:rPr>
+            </w:r>
+            <w:r>
+              <w:rPr>
+                <w:b/>
+                <w:color w:val="FFFFFF"/>
               </w:rPr>
               <w:t>What Secure Workload produces</w:t>
             </w:r>
@@ -3148,12 +3174,19 @@
         <w:tc>
           <w:tcPr>
             <w:tcW w:type="dxa" w:w="2340"/>
-          </w:tcPr>
-          <w:p>
-            <w:r/>
+            <w:shd w:val="clear" w:color="auto" w:fill="003366"/>
+          </w:tcPr>
+          <w:p>
             <w:r>
               <w:rPr>
                 <w:b/>
+                <w:color w:val="FFFFFF"/>
+              </w:rPr>
+            </w:r>
+            <w:r>
+              <w:rPr>
+                <w:b/>
+                <w:color w:val="FFFFFF"/>
               </w:rPr>
               <w:t>What the entity still files</w:t>
             </w:r>
@@ -3162,12 +3195,19 @@
         <w:tc>
           <w:tcPr>
             <w:tcW w:type="dxa" w:w="2340"/>
-          </w:tcPr>
-          <w:p>
-            <w:r/>
+            <w:shd w:val="clear" w:color="auto" w:fill="003366"/>
+          </w:tcPr>
+          <w:p>
             <w:r>
               <w:rPr>
                 <w:b/>
+                <w:color w:val="FFFFFF"/>
+              </w:rPr>
+            </w:r>
+            <w:r>
+              <w:rPr>
+                <w:b/>
+                <w:color w:val="FFFFFF"/>
               </w:rPr>
               <w:t>Coverage</w:t>
             </w:r>
@@ -3211,11 +3251,15 @@
         <w:tc>
           <w:tcPr>
             <w:tcW w:type="dxa" w:w="2340"/>
-          </w:tcPr>
-          <w:p>
-            <w:r/>
-            <w:r>
-              <w:t>Partial Coverage</w:t>
+            <w:shd w:val="clear" w:color="auto" w:fill="C55A11"/>
+          </w:tcPr>
+          <w:p>
+            <w:r>
+              <w:rPr>
+                <w:b/>
+                <w:color w:val="FFFFFF"/>
+              </w:rPr>
+              <w:t>Supporting</w:t>
             </w:r>
           </w:p>
         </w:tc>
@@ -3224,6 +3268,7 @@
         <w:tc>
           <w:tcPr>
             <w:tcW w:type="dxa" w:w="2340"/>
+            <w:shd w:val="clear" w:color="auto" w:fill="F2F2F2"/>
           </w:tcPr>
           <w:p>
             <w:r/>
@@ -3235,6 +3280,7 @@
         <w:tc>
           <w:tcPr>
             <w:tcW w:type="dxa" w:w="2340"/>
+            <w:shd w:val="clear" w:color="auto" w:fill="F2F2F2"/>
           </w:tcPr>
           <w:p>
             <w:r/>
@@ -3246,6 +3292,7 @@
         <w:tc>
           <w:tcPr>
             <w:tcW w:type="dxa" w:w="2340"/>
+            <w:shd w:val="clear" w:color="auto" w:fill="F2F2F2"/>
           </w:tcPr>
           <w:p>
             <w:r/>
@@ -3257,11 +3304,15 @@
         <w:tc>
           <w:tcPr>
             <w:tcW w:type="dxa" w:w="2340"/>
-          </w:tcPr>
-          <w:p>
-            <w:r/>
-            <w:r>
-              <w:t>Partial Coverage</w:t>
+            <w:shd w:val="clear" w:color="auto" w:fill="C55A11"/>
+          </w:tcPr>
+          <w:p>
+            <w:r>
+              <w:rPr>
+                <w:b/>
+                <w:color w:val="FFFFFF"/>
+              </w:rPr>
+              <w:t>Supporting</w:t>
             </w:r>
           </w:p>
         </w:tc>
@@ -3303,10 +3354,14 @@
         <w:tc>
           <w:tcPr>
             <w:tcW w:type="dxa" w:w="2340"/>
-          </w:tcPr>
-          <w:p>
-            <w:r/>
-            <w:r>
+            <w:shd w:val="clear" w:color="auto" w:fill="808080"/>
+          </w:tcPr>
+          <w:p>
+            <w:r>
+              <w:rPr>
+                <w:b/>
+                <w:color w:val="FFFFFF"/>
+              </w:rPr>
               <w:t>Evidence Required</w:t>
             </w:r>
           </w:p>
@@ -3316,6 +3371,7 @@
         <w:tc>
           <w:tcPr>
             <w:tcW w:type="dxa" w:w="2340"/>
+            <w:shd w:val="clear" w:color="auto" w:fill="F2F2F2"/>
           </w:tcPr>
           <w:p>
             <w:r/>
@@ -3327,6 +3383,7 @@
         <w:tc>
           <w:tcPr>
             <w:tcW w:type="dxa" w:w="2340"/>
+            <w:shd w:val="clear" w:color="auto" w:fill="F2F2F2"/>
           </w:tcPr>
           <w:p>
             <w:r/>
@@ -3338,6 +3395,7 @@
         <w:tc>
           <w:tcPr>
             <w:tcW w:type="dxa" w:w="2340"/>
+            <w:shd w:val="clear" w:color="auto" w:fill="F2F2F2"/>
           </w:tcPr>
           <w:p>
             <w:r/>
@@ -3349,11 +3407,15 @@
         <w:tc>
           <w:tcPr>
             <w:tcW w:type="dxa" w:w="2340"/>
-          </w:tcPr>
-          <w:p>
-            <w:r/>
-            <w:r>
-              <w:t>Partial Coverage</w:t>
+            <w:shd w:val="clear" w:color="auto" w:fill="C55A11"/>
+          </w:tcPr>
+          <w:p>
+            <w:r>
+              <w:rPr>
+                <w:b/>
+                <w:color w:val="FFFFFF"/>
+              </w:rPr>
+              <w:t>Supporting</w:t>
             </w:r>
           </w:p>
         </w:tc>
@@ -3395,11 +3457,15 @@
         <w:tc>
           <w:tcPr>
             <w:tcW w:type="dxa" w:w="2340"/>
-          </w:tcPr>
-          <w:p>
-            <w:r/>
-            <w:r>
-              <w:t>Partial Coverage</w:t>
+            <w:shd w:val="clear" w:color="auto" w:fill="C55A11"/>
+          </w:tcPr>
+          <w:p>
+            <w:r>
+              <w:rPr>
+                <w:b/>
+                <w:color w:val="FFFFFF"/>
+              </w:rPr>
+              <w:t>Supporting</w:t>
             </w:r>
           </w:p>
         </w:tc>
@@ -3408,6 +3474,7 @@
         <w:tc>
           <w:tcPr>
             <w:tcW w:type="dxa" w:w="2340"/>
+            <w:shd w:val="clear" w:color="auto" w:fill="F2F2F2"/>
           </w:tcPr>
           <w:p>
             <w:r/>
@@ -3419,6 +3486,7 @@
         <w:tc>
           <w:tcPr>
             <w:tcW w:type="dxa" w:w="2340"/>
+            <w:shd w:val="clear" w:color="auto" w:fill="F2F2F2"/>
           </w:tcPr>
           <w:p>
             <w:r/>
@@ -3430,6 +3498,7 @@
         <w:tc>
           <w:tcPr>
             <w:tcW w:type="dxa" w:w="2340"/>
+            <w:shd w:val="clear" w:color="auto" w:fill="F2F2F2"/>
           </w:tcPr>
           <w:p>
             <w:r/>
@@ -3441,10 +3510,14 @@
         <w:tc>
           <w:tcPr>
             <w:tcW w:type="dxa" w:w="2340"/>
-          </w:tcPr>
-          <w:p>
-            <w:r/>
-            <w:r>
+            <w:shd w:val="clear" w:color="auto" w:fill="808080"/>
+          </w:tcPr>
+          <w:p>
+            <w:r>
+              <w:rPr>
+                <w:b/>
+                <w:color w:val="FFFFFF"/>
+              </w:rPr>
               <w:t>Evidence Required</w:t>
             </w:r>
           </w:p>
@@ -3487,11 +3560,15 @@
         <w:tc>
           <w:tcPr>
             <w:tcW w:type="dxa" w:w="2340"/>
-          </w:tcPr>
-          <w:p>
-            <w:r/>
-            <w:r>
-              <w:t>Full Coverage</w:t>
+            <w:shd w:val="clear" w:color="auto" w:fill="107C41"/>
+          </w:tcPr>
+          <w:p>
+            <w:r>
+              <w:rPr>
+                <w:b/>
+                <w:color w:val="FFFFFF"/>
+              </w:rPr>
+              <w:t>Direct</w:t>
             </w:r>
           </w:p>
         </w:tc>
@@ -3500,6 +3577,7 @@
         <w:tc>
           <w:tcPr>
             <w:tcW w:type="dxa" w:w="2340"/>
+            <w:shd w:val="clear" w:color="auto" w:fill="F2F2F2"/>
           </w:tcPr>
           <w:p>
             <w:r/>
@@ -3511,6 +3589,7 @@
         <w:tc>
           <w:tcPr>
             <w:tcW w:type="dxa" w:w="2340"/>
+            <w:shd w:val="clear" w:color="auto" w:fill="F2F2F2"/>
           </w:tcPr>
           <w:p>
             <w:r/>
@@ -3522,6 +3601,7 @@
         <w:tc>
           <w:tcPr>
             <w:tcW w:type="dxa" w:w="2340"/>
+            <w:shd w:val="clear" w:color="auto" w:fill="F2F2F2"/>
           </w:tcPr>
           <w:p>
             <w:r/>
@@ -3533,11 +3613,15 @@
         <w:tc>
           <w:tcPr>
             <w:tcW w:type="dxa" w:w="2340"/>
-          </w:tcPr>
-          <w:p>
-            <w:r/>
-            <w:r>
-              <w:t>Partial Coverage</w:t>
+            <w:shd w:val="clear" w:color="auto" w:fill="C55A11"/>
+          </w:tcPr>
+          <w:p>
+            <w:r>
+              <w:rPr>
+                <w:b/>
+                <w:color w:val="FFFFFF"/>
+              </w:rPr>
+              <w:t>Supporting</w:t>
             </w:r>
           </w:p>
         </w:tc>
@@ -3579,11 +3663,15 @@
         <w:tc>
           <w:tcPr>
             <w:tcW w:type="dxa" w:w="2340"/>
-          </w:tcPr>
-          <w:p>
-            <w:r/>
-            <w:r>
-              <w:t>Partial Coverage</w:t>
+            <w:shd w:val="clear" w:color="auto" w:fill="C55A11"/>
+          </w:tcPr>
+          <w:p>
+            <w:r>
+              <w:rPr>
+                <w:b/>
+                <w:color w:val="FFFFFF"/>
+              </w:rPr>
+              <w:t>Supporting</w:t>
             </w:r>
           </w:p>
         </w:tc>
@@ -3592,6 +3680,7 @@
         <w:tc>
           <w:tcPr>
             <w:tcW w:type="dxa" w:w="2340"/>
+            <w:shd w:val="clear" w:color="auto" w:fill="F2F2F2"/>
           </w:tcPr>
           <w:p>
             <w:r/>
@@ -3603,6 +3692,7 @@
         <w:tc>
           <w:tcPr>
             <w:tcW w:type="dxa" w:w="2340"/>
+            <w:shd w:val="clear" w:color="auto" w:fill="F2F2F2"/>
           </w:tcPr>
           <w:p>
             <w:r/>
@@ -3614,6 +3704,7 @@
         <w:tc>
           <w:tcPr>
             <w:tcW w:type="dxa" w:w="2340"/>
+            <w:shd w:val="clear" w:color="auto" w:fill="F2F2F2"/>
           </w:tcPr>
           <w:p>
             <w:r/>
@@ -3625,11 +3716,15 @@
         <w:tc>
           <w:tcPr>
             <w:tcW w:type="dxa" w:w="2340"/>
-          </w:tcPr>
-          <w:p>
-            <w:r/>
-            <w:r>
-              <w:t>Partial Coverage</w:t>
+            <w:shd w:val="clear" w:color="auto" w:fill="C55A11"/>
+          </w:tcPr>
+          <w:p>
+            <w:r>
+              <w:rPr>
+                <w:b/>
+                <w:color w:val="FFFFFF"/>
+              </w:rPr>
+              <w:t>Supporting</w:t>
             </w:r>
           </w:p>
         </w:tc>
@@ -3671,11 +3766,15 @@
         <w:tc>
           <w:tcPr>
             <w:tcW w:type="dxa" w:w="2340"/>
-          </w:tcPr>
-          <w:p>
-            <w:r/>
-            <w:r>
-              <w:t>Partial Coverage</w:t>
+            <w:shd w:val="clear" w:color="auto" w:fill="C55A11"/>
+          </w:tcPr>
+          <w:p>
+            <w:r>
+              <w:rPr>
+                <w:b/>
+                <w:color w:val="FFFFFF"/>
+              </w:rPr>
+              <w:t>Supporting</w:t>
             </w:r>
           </w:p>
         </w:tc>
@@ -3684,6 +3783,7 @@
         <w:tc>
           <w:tcPr>
             <w:tcW w:type="dxa" w:w="2340"/>
+            <w:shd w:val="clear" w:color="auto" w:fill="F2F2F2"/>
           </w:tcPr>
           <w:p>
             <w:r/>
@@ -3695,6 +3795,7 @@
         <w:tc>
           <w:tcPr>
             <w:tcW w:type="dxa" w:w="2340"/>
+            <w:shd w:val="clear" w:color="auto" w:fill="F2F2F2"/>
           </w:tcPr>
           <w:p>
             <w:r/>
@@ -3706,6 +3807,7 @@
         <w:tc>
           <w:tcPr>
             <w:tcW w:type="dxa" w:w="2340"/>
+            <w:shd w:val="clear" w:color="auto" w:fill="F2F2F2"/>
           </w:tcPr>
           <w:p>
             <w:r/>
@@ -3717,11 +3819,15 @@
         <w:tc>
           <w:tcPr>
             <w:tcW w:type="dxa" w:w="2340"/>
-          </w:tcPr>
-          <w:p>
-            <w:r/>
-            <w:r>
-              <w:t>Partial Coverage</w:t>
+            <w:shd w:val="clear" w:color="auto" w:fill="C55A11"/>
+          </w:tcPr>
+          <w:p>
+            <w:r>
+              <w:rPr>
+                <w:b/>
+                <w:color w:val="FFFFFF"/>
+              </w:rPr>
+              <w:t>Supporting</w:t>
             </w:r>
           </w:p>
         </w:tc>
@@ -3763,11 +3869,15 @@
         <w:tc>
           <w:tcPr>
             <w:tcW w:type="dxa" w:w="2340"/>
-          </w:tcPr>
-          <w:p>
-            <w:r/>
-            <w:r>
-              <w:t>Partial Coverage</w:t>
+            <w:shd w:val="clear" w:color="auto" w:fill="C55A11"/>
+          </w:tcPr>
+          <w:p>
+            <w:r>
+              <w:rPr>
+                <w:b/>
+                <w:color w:val="FFFFFF"/>
+              </w:rPr>
+              <w:t>Supporting</w:t>
             </w:r>
           </w:p>
         </w:tc>
@@ -3776,6 +3886,7 @@
         <w:tc>
           <w:tcPr>
             <w:tcW w:type="dxa" w:w="2340"/>
+            <w:shd w:val="clear" w:color="auto" w:fill="F2F2F2"/>
           </w:tcPr>
           <w:p>
             <w:r/>
@@ -3787,6 +3898,7 @@
         <w:tc>
           <w:tcPr>
             <w:tcW w:type="dxa" w:w="2340"/>
+            <w:shd w:val="clear" w:color="auto" w:fill="F2F2F2"/>
           </w:tcPr>
           <w:p>
             <w:r/>
@@ -3798,6 +3910,7 @@
         <w:tc>
           <w:tcPr>
             <w:tcW w:type="dxa" w:w="2340"/>
+            <w:shd w:val="clear" w:color="auto" w:fill="F2F2F2"/>
           </w:tcPr>
           <w:p>
             <w:r/>
@@ -3809,11 +3922,15 @@
         <w:tc>
           <w:tcPr>
             <w:tcW w:type="dxa" w:w="2340"/>
-          </w:tcPr>
-          <w:p>
-            <w:r/>
-            <w:r>
-              <w:t>Full Coverage</w:t>
+            <w:shd w:val="clear" w:color="auto" w:fill="107C41"/>
+          </w:tcPr>
+          <w:p>
+            <w:r>
+              <w:rPr>
+                <w:b/>
+                <w:color w:val="FFFFFF"/>
+              </w:rPr>
+              <w:t>Direct</w:t>
             </w:r>
           </w:p>
         </w:tc>
@@ -3855,11 +3972,15 @@
         <w:tc>
           <w:tcPr>
             <w:tcW w:type="dxa" w:w="2340"/>
-          </w:tcPr>
-          <w:p>
-            <w:r/>
-            <w:r>
-              <w:t>Partial Coverage</w:t>
+            <w:shd w:val="clear" w:color="auto" w:fill="C55A11"/>
+          </w:tcPr>
+          <w:p>
+            <w:r>
+              <w:rPr>
+                <w:b/>
+                <w:color w:val="FFFFFF"/>
+              </w:rPr>
+              <w:t>Supporting</w:t>
             </w:r>
           </w:p>
         </w:tc>
@@ -3868,6 +3989,7 @@
         <w:tc>
           <w:tcPr>
             <w:tcW w:type="dxa" w:w="2340"/>
+            <w:shd w:val="clear" w:color="auto" w:fill="F2F2F2"/>
           </w:tcPr>
           <w:p>
             <w:r/>
@@ -3879,6 +4001,7 @@
         <w:tc>
           <w:tcPr>
             <w:tcW w:type="dxa" w:w="2340"/>
+            <w:shd w:val="clear" w:color="auto" w:fill="F2F2F2"/>
           </w:tcPr>
           <w:p>
             <w:r/>
@@ -3890,6 +4013,7 @@
         <w:tc>
           <w:tcPr>
             <w:tcW w:type="dxa" w:w="2340"/>
+            <w:shd w:val="clear" w:color="auto" w:fill="F2F2F2"/>
           </w:tcPr>
           <w:p>
             <w:r/>
@@ -3901,11 +4025,15 @@
         <w:tc>
           <w:tcPr>
             <w:tcW w:type="dxa" w:w="2340"/>
-          </w:tcPr>
-          <w:p>
-            <w:r/>
-            <w:r>
-              <w:t>Partial Coverage</w:t>
+            <w:shd w:val="clear" w:color="auto" w:fill="C55A11"/>
+          </w:tcPr>
+          <w:p>
+            <w:r>
+              <w:rPr>
+                <w:b/>
+                <w:color w:val="FFFFFF"/>
+              </w:rPr>
+              <w:t>Supporting</w:t>
             </w:r>
           </w:p>
         </w:tc>
@@ -3947,11 +4075,15 @@
         <w:tc>
           <w:tcPr>
             <w:tcW w:type="dxa" w:w="2340"/>
-          </w:tcPr>
-          <w:p>
-            <w:r/>
-            <w:r>
-              <w:t>Partial Coverage</w:t>
+            <w:shd w:val="clear" w:color="auto" w:fill="C55A11"/>
+          </w:tcPr>
+          <w:p>
+            <w:r>
+              <w:rPr>
+                <w:b/>
+                <w:color w:val="FFFFFF"/>
+              </w:rPr>
+              <w:t>Supporting</w:t>
             </w:r>
           </w:p>
         </w:tc>
@@ -3960,6 +4092,7 @@
         <w:tc>
           <w:tcPr>
             <w:tcW w:type="dxa" w:w="2340"/>
+            <w:shd w:val="clear" w:color="auto" w:fill="F2F2F2"/>
           </w:tcPr>
           <w:p>
             <w:r/>
@@ -3971,6 +4104,7 @@
         <w:tc>
           <w:tcPr>
             <w:tcW w:type="dxa" w:w="2340"/>
+            <w:shd w:val="clear" w:color="auto" w:fill="F2F2F2"/>
           </w:tcPr>
           <w:p>
             <w:r/>
@@ -3982,6 +4116,7 @@
         <w:tc>
           <w:tcPr>
             <w:tcW w:type="dxa" w:w="2340"/>
+            <w:shd w:val="clear" w:color="auto" w:fill="F2F2F2"/>
           </w:tcPr>
           <w:p>
             <w:r/>
@@ -3993,11 +4128,15 @@
         <w:tc>
           <w:tcPr>
             <w:tcW w:type="dxa" w:w="2340"/>
-          </w:tcPr>
-          <w:p>
-            <w:r/>
-            <w:r>
-              <w:t>Partial Coverage</w:t>
+            <w:shd w:val="clear" w:color="auto" w:fill="C55A11"/>
+          </w:tcPr>
+          <w:p>
+            <w:r>
+              <w:rPr>
+                <w:b/>
+                <w:color w:val="FFFFFF"/>
+              </w:rPr>
+              <w:t>Supporting</w:t>
             </w:r>
           </w:p>
         </w:tc>
@@ -4039,10 +4178,14 @@
         <w:tc>
           <w:tcPr>
             <w:tcW w:type="dxa" w:w="2340"/>
-          </w:tcPr>
-          <w:p>
-            <w:r/>
-            <w:r>
+            <w:shd w:val="clear" w:color="auto" w:fill="808080"/>
+          </w:tcPr>
+          <w:p>
+            <w:r>
+              <w:rPr>
+                <w:b/>
+                <w:color w:val="FFFFFF"/>
+              </w:rPr>
               <w:t>Evidence Required</w:t>
             </w:r>
           </w:p>
@@ -4052,6 +4195,7 @@
         <w:tc>
           <w:tcPr>
             <w:tcW w:type="dxa" w:w="2340"/>
+            <w:shd w:val="clear" w:color="auto" w:fill="F2F2F2"/>
           </w:tcPr>
           <w:p>
             <w:r/>
@@ -4063,6 +4207,7 @@
         <w:tc>
           <w:tcPr>
             <w:tcW w:type="dxa" w:w="2340"/>
+            <w:shd w:val="clear" w:color="auto" w:fill="F2F2F2"/>
           </w:tcPr>
           <w:p>
             <w:r/>
@@ -4074,6 +4219,7 @@
         <w:tc>
           <w:tcPr>
             <w:tcW w:type="dxa" w:w="2340"/>
+            <w:shd w:val="clear" w:color="auto" w:fill="F2F2F2"/>
           </w:tcPr>
           <w:p>
             <w:r/>
@@ -4085,11 +4231,15 @@
         <w:tc>
           <w:tcPr>
             <w:tcW w:type="dxa" w:w="2340"/>
-          </w:tcPr>
-          <w:p>
-            <w:r/>
-            <w:r>
-              <w:t>Partial Coverage</w:t>
+            <w:shd w:val="clear" w:color="auto" w:fill="C55A11"/>
+          </w:tcPr>
+          <w:p>
+            <w:r>
+              <w:rPr>
+                <w:b/>
+                <w:color w:val="FFFFFF"/>
+              </w:rPr>
+              <w:t>Supporting</w:t>
             </w:r>
           </w:p>
         </w:tc>
@@ -4136,6 +4286,7 @@
         <w:tc>
           <w:tcPr>
             <w:tcW w:type="dxa" w:w="2340"/>
+            <w:shd w:val="clear" w:color="auto" w:fill="F2F2F2"/>
           </w:tcPr>
           <w:p>
             <w:r>
@@ -4146,6 +4297,7 @@
         <w:tc>
           <w:tcPr>
             <w:tcW w:type="dxa" w:w="2340"/>
+            <w:shd w:val="clear" w:color="auto" w:fill="F2F2F2"/>
           </w:tcPr>
           <w:p>
             <w:r>
@@ -4156,6 +4308,7 @@
         <w:tc>
           <w:tcPr>
             <w:tcW w:type="dxa" w:w="2340"/>
+            <w:shd w:val="clear" w:color="auto" w:fill="F2F2F2"/>
           </w:tcPr>
           <w:p>
             <w:r>
@@ -4166,6 +4319,7 @@
         <w:tc>
           <w:tcPr>
             <w:tcW w:type="dxa" w:w="2340"/>
+            <w:shd w:val="clear" w:color="auto" w:fill="F2F2F2"/>
           </w:tcPr>
           <w:p/>
         </w:tc>
@@ -4234,6 +4388,14 @@
           <w:end w:w="108" w:type="dxa"/>
         </w:tblCellMar>
         <w:tblLook w:noHBand="0" w:lastColumn="0" w:firstColumn="0" w:lastRow="0" w:firstRow="1" w:noVBand="0" w:val="0020"/>
+        <w:tblBorders>
+          <w:top w:val="single" w:sz="4" w:space="0" w:color="BFBFBF"/>
+          <w:left w:val="single" w:sz="4" w:space="0" w:color="BFBFBF"/>
+          <w:bottom w:val="single" w:sz="4" w:space="0" w:color="BFBFBF"/>
+          <w:right w:val="single" w:sz="4" w:space="0" w:color="BFBFBF"/>
+          <w:insideH w:val="single" w:sz="4" w:space="0" w:color="BFBFBF"/>
+          <w:insideV w:val="single" w:sz="4" w:space="0" w:color="BFBFBF"/>
+        </w:tblBorders>
       </w:tblPr>
       <w:tblGrid>
         <w:gridCol w:w="3120"/>
@@ -4251,24 +4413,27 @@
               <w:bottom w:val="single" w:sz="6" w:space="0" w:color="000000"/>
             </w:tcBorders>
             <w:vAlign w:val="bottom"/>
-          </w:tcPr>
-          <w:p>
-            <w:pPr>
-              <w:pStyle w:val="Compact"/>
-              <w:widowControl/>
-              <w:spacing w:before="36" w:after="36"/>
-              <w:jc w:val="start"/>
-              <w:rPr>
-                <w:rFonts w:ascii="Aptos" w:hAnsi="Aptos" w:eastAsia="" w:cs=""/>
-                <w:kern w:val="0"/>
-                <w:sz w:val="24"/>
-                <w:szCs w:val="24"/>
-                <w:lang w:val="en-US" w:eastAsia="zh-CN" w:bidi="ar-SA"/>
-              </w:rPr>
-            </w:pPr>
-            <w:r>
-              <w:rPr>
-                <w:rFonts w:eastAsia="" w:cs=""/>
+            <w:shd w:val="clear" w:color="auto" w:fill="003366"/>
+          </w:tcPr>
+          <w:p>
+            <w:pPr>
+              <w:pStyle w:val="Compact"/>
+              <w:widowControl/>
+              <w:spacing w:before="36" w:after="36"/>
+              <w:jc w:val="start"/>
+              <w:rPr>
+                <w:rFonts w:ascii="Aptos" w:hAnsi="Aptos" w:eastAsia="" w:cs=""/>
+                <w:kern w:val="0"/>
+                <w:sz w:val="24"/>
+                <w:szCs w:val="24"/>
+                <w:lang w:val="en-US" w:eastAsia="zh-CN" w:bidi="ar-SA"/>
+              </w:rPr>
+            </w:pPr>
+            <w:r>
+              <w:rPr>
+                <w:rFonts w:eastAsia="" w:cs=""/>
+                <w:b/>
+                <w:color w:val="FFFFFF"/>
                 <w:kern w:val="0"/>
                 <w:sz w:val="24"/>
                 <w:szCs w:val="24"/>
@@ -4285,24 +4450,27 @@
               <w:bottom w:val="single" w:sz="6" w:space="0" w:color="000000"/>
             </w:tcBorders>
             <w:vAlign w:val="bottom"/>
-          </w:tcPr>
-          <w:p>
-            <w:pPr>
-              <w:pStyle w:val="Compact"/>
-              <w:widowControl/>
-              <w:spacing w:before="36" w:after="36"/>
-              <w:jc w:val="start"/>
-              <w:rPr>
-                <w:rFonts w:ascii="Aptos" w:hAnsi="Aptos" w:eastAsia="" w:cs=""/>
-                <w:kern w:val="0"/>
-                <w:sz w:val="24"/>
-                <w:szCs w:val="24"/>
-                <w:lang w:val="en-US" w:eastAsia="zh-CN" w:bidi="ar-SA"/>
-              </w:rPr>
-            </w:pPr>
-            <w:r>
-              <w:rPr>
-                <w:rFonts w:eastAsia="" w:cs=""/>
+            <w:shd w:val="clear" w:color="auto" w:fill="003366"/>
+          </w:tcPr>
+          <w:p>
+            <w:pPr>
+              <w:pStyle w:val="Compact"/>
+              <w:widowControl/>
+              <w:spacing w:before="36" w:after="36"/>
+              <w:jc w:val="start"/>
+              <w:rPr>
+                <w:rFonts w:ascii="Aptos" w:hAnsi="Aptos" w:eastAsia="" w:cs=""/>
+                <w:kern w:val="0"/>
+                <w:sz w:val="24"/>
+                <w:szCs w:val="24"/>
+                <w:lang w:val="en-US" w:eastAsia="zh-CN" w:bidi="ar-SA"/>
+              </w:rPr>
+            </w:pPr>
+            <w:r>
+              <w:rPr>
+                <w:rFonts w:eastAsia="" w:cs=""/>
+                <w:b/>
+                <w:color w:val="FFFFFF"/>
                 <w:kern w:val="0"/>
                 <w:sz w:val="24"/>
                 <w:szCs w:val="24"/>
@@ -4319,24 +4487,27 @@
               <w:bottom w:val="single" w:sz="6" w:space="0" w:color="000000"/>
             </w:tcBorders>
             <w:vAlign w:val="bottom"/>
-          </w:tcPr>
-          <w:p>
-            <w:pPr>
-              <w:pStyle w:val="Compact"/>
-              <w:widowControl/>
-              <w:spacing w:before="36" w:after="36"/>
-              <w:jc w:val="start"/>
-              <w:rPr>
-                <w:rFonts w:ascii="Aptos" w:hAnsi="Aptos" w:eastAsia="" w:cs=""/>
-                <w:kern w:val="0"/>
-                <w:sz w:val="24"/>
-                <w:szCs w:val="24"/>
-                <w:lang w:val="en-US" w:eastAsia="zh-CN" w:bidi="ar-SA"/>
-              </w:rPr>
-            </w:pPr>
-            <w:r>
-              <w:rPr>
-                <w:rFonts w:eastAsia="" w:cs=""/>
+            <w:shd w:val="clear" w:color="auto" w:fill="003366"/>
+          </w:tcPr>
+          <w:p>
+            <w:pPr>
+              <w:pStyle w:val="Compact"/>
+              <w:widowControl/>
+              <w:spacing w:before="36" w:after="36"/>
+              <w:jc w:val="start"/>
+              <w:rPr>
+                <w:rFonts w:ascii="Aptos" w:hAnsi="Aptos" w:eastAsia="" w:cs=""/>
+                <w:kern w:val="0"/>
+                <w:sz w:val="24"/>
+                <w:szCs w:val="24"/>
+                <w:lang w:val="en-US" w:eastAsia="zh-CN" w:bidi="ar-SA"/>
+              </w:rPr>
+            </w:pPr>
+            <w:r>
+              <w:rPr>
+                <w:rFonts w:eastAsia="" w:cs=""/>
+                <w:b/>
+                <w:color w:val="FFFFFF"/>
                 <w:kern w:val="0"/>
                 <w:sz w:val="24"/>
                 <w:szCs w:val="24"/>
@@ -4539,6 +4710,7 @@
           <w:tcPr>
             <w:tcW w:w="3120" w:type="dxa"/>
             <w:tcBorders/>
+            <w:shd w:val="clear" w:color="auto" w:fill="F2F2F2"/>
           </w:tcPr>
           <w:p>
             <w:pPr>
@@ -4570,6 +4742,7 @@
           <w:tcPr>
             <w:tcW w:w="3120" w:type="dxa"/>
             <w:tcBorders/>
+            <w:shd w:val="clear" w:color="auto" w:fill="F2F2F2"/>
           </w:tcPr>
           <w:p>
             <w:pPr>
@@ -4601,6 +4774,7 @@
           <w:tcPr>
             <w:tcW w:w="3120" w:type="dxa"/>
             <w:tcBorders/>
+            <w:shd w:val="clear" w:color="auto" w:fill="F2F2F2"/>
           </w:tcPr>
           <w:p>
             <w:pPr>
@@ -4741,6 +4915,7 @@
           <w:tcPr>
             <w:tcW w:w="3120" w:type="dxa"/>
             <w:tcBorders/>
+            <w:shd w:val="clear" w:color="auto" w:fill="F2F2F2"/>
           </w:tcPr>
           <w:p>
             <w:pPr>
@@ -4772,6 +4947,7 @@
           <w:tcPr>
             <w:tcW w:w="3120" w:type="dxa"/>
             <w:tcBorders/>
+            <w:shd w:val="clear" w:color="auto" w:fill="F2F2F2"/>
           </w:tcPr>
           <w:p>
             <w:pPr>
@@ -4803,6 +4979,7 @@
           <w:tcPr>
             <w:tcW w:w="3120" w:type="dxa"/>
             <w:tcBorders/>
+            <w:shd w:val="clear" w:color="auto" w:fill="F2F2F2"/>
           </w:tcPr>
           <w:p>
             <w:pPr>
@@ -4933,6 +5110,7 @@
           <w:tcPr>
             <w:tcW w:w="3120" w:type="dxa"/>
             <w:tcBorders/>
+            <w:shd w:val="clear" w:color="auto" w:fill="F2F2F2"/>
           </w:tcPr>
           <w:p>
             <w:pPr>
@@ -4964,6 +5142,7 @@
           <w:tcPr>
             <w:tcW w:w="3120" w:type="dxa"/>
             <w:tcBorders/>
+            <w:shd w:val="clear" w:color="auto" w:fill="F2F2F2"/>
           </w:tcPr>
           <w:p>
             <w:pPr>
@@ -4995,6 +5174,7 @@
           <w:tcPr>
             <w:tcW w:w="3120" w:type="dxa"/>
             <w:tcBorders/>
+            <w:shd w:val="clear" w:color="auto" w:fill="F2F2F2"/>
           </w:tcPr>
           <w:p>
             <w:pPr>
@@ -5125,6 +5305,7 @@
           <w:tcPr>
             <w:tcW w:w="3120" w:type="dxa"/>
             <w:tcBorders/>
+            <w:shd w:val="clear" w:color="auto" w:fill="F2F2F2"/>
           </w:tcPr>
           <w:p>
             <w:pPr>
@@ -5156,6 +5337,7 @@
           <w:tcPr>
             <w:tcW w:w="3120" w:type="dxa"/>
             <w:tcBorders/>
+            <w:shd w:val="clear" w:color="auto" w:fill="F2F2F2"/>
           </w:tcPr>
           <w:p>
             <w:pPr>
@@ -5187,6 +5369,7 @@
           <w:tcPr>
             <w:tcW w:w="3120" w:type="dxa"/>
             <w:tcBorders/>
+            <w:shd w:val="clear" w:color="auto" w:fill="F2F2F2"/>
           </w:tcPr>
           <w:p>
             <w:pPr>
@@ -5317,6 +5500,7 @@
           <w:tcPr>
             <w:tcW w:w="3120" w:type="dxa"/>
             <w:tcBorders/>
+            <w:shd w:val="clear" w:color="auto" w:fill="F2F2F2"/>
           </w:tcPr>
           <w:p>
             <w:pPr>
@@ -5348,6 +5532,7 @@
           <w:tcPr>
             <w:tcW w:w="3120" w:type="dxa"/>
             <w:tcBorders/>
+            <w:shd w:val="clear" w:color="auto" w:fill="F2F2F2"/>
           </w:tcPr>
           <w:p>
             <w:pPr>
@@ -5379,6 +5564,7 @@
           <w:tcPr>
             <w:tcW w:w="3120" w:type="dxa"/>
             <w:tcBorders/>
+            <w:shd w:val="clear" w:color="auto" w:fill="F2F2F2"/>
           </w:tcPr>
           <w:p>
             <w:pPr>
@@ -5509,6 +5695,7 @@
           <w:tcPr>
             <w:tcW w:w="3120" w:type="dxa"/>
             <w:tcBorders/>
+            <w:shd w:val="clear" w:color="auto" w:fill="F2F2F2"/>
           </w:tcPr>
           <w:p>
             <w:pPr>
@@ -5540,6 +5727,7 @@
           <w:tcPr>
             <w:tcW w:w="3120" w:type="dxa"/>
             <w:tcBorders/>
+            <w:shd w:val="clear" w:color="auto" w:fill="F2F2F2"/>
           </w:tcPr>
           <w:p>
             <w:pPr>
@@ -5571,6 +5759,7 @@
           <w:tcPr>
             <w:tcW w:w="3120" w:type="dxa"/>
             <w:tcBorders/>
+            <w:shd w:val="clear" w:color="auto" w:fill="F2F2F2"/>
           </w:tcPr>
           <w:p>
             <w:pPr>
@@ -5701,6 +5890,7 @@
           <w:tcPr>
             <w:tcW w:w="3120" w:type="dxa"/>
             <w:tcBorders/>
+            <w:shd w:val="clear" w:color="auto" w:fill="F2F2F2"/>
           </w:tcPr>
           <w:p>
             <w:pPr>
@@ -5732,6 +5922,7 @@
           <w:tcPr>
             <w:tcW w:w="3120" w:type="dxa"/>
             <w:tcBorders/>
+            <w:shd w:val="clear" w:color="auto" w:fill="F2F2F2"/>
           </w:tcPr>
           <w:p>
             <w:pPr>
@@ -5763,6 +5954,7 @@
           <w:tcPr>
             <w:tcW w:w="3120" w:type="dxa"/>
             <w:tcBorders/>
+            <w:shd w:val="clear" w:color="auto" w:fill="F2F2F2"/>
           </w:tcPr>
           <w:p>
             <w:pPr>
@@ -5893,6 +6085,7 @@
           <w:tcPr>
             <w:tcW w:w="3120" w:type="dxa"/>
             <w:tcBorders/>
+            <w:shd w:val="clear" w:color="auto" w:fill="F2F2F2"/>
           </w:tcPr>
           <w:p>
             <w:pPr>
@@ -5924,6 +6117,7 @@
           <w:tcPr>
             <w:tcW w:w="3120" w:type="dxa"/>
             <w:tcBorders/>
+            <w:shd w:val="clear" w:color="auto" w:fill="F2F2F2"/>
           </w:tcPr>
           <w:p>
             <w:pPr>
@@ -5955,6 +6149,7 @@
           <w:tcPr>
             <w:tcW w:w="3120" w:type="dxa"/>
             <w:tcBorders/>
+            <w:shd w:val="clear" w:color="auto" w:fill="F2F2F2"/>
           </w:tcPr>
           <w:p>
             <w:pPr>
@@ -6085,6 +6280,7 @@
           <w:tcPr>
             <w:tcW w:w="3120" w:type="dxa"/>
             <w:tcBorders/>
+            <w:shd w:val="clear" w:color="auto" w:fill="F2F2F2"/>
           </w:tcPr>
           <w:p>
             <w:pPr>
@@ -6116,6 +6312,7 @@
           <w:tcPr>
             <w:tcW w:w="3120" w:type="dxa"/>
             <w:tcBorders/>
+            <w:shd w:val="clear" w:color="auto" w:fill="F2F2F2"/>
           </w:tcPr>
           <w:p>
             <w:pPr>
@@ -6147,6 +6344,7 @@
           <w:tcPr>
             <w:tcW w:w="3120" w:type="dxa"/>
             <w:tcBorders/>
+            <w:shd w:val="clear" w:color="auto" w:fill="F2F2F2"/>
           </w:tcPr>
           <w:p>
             <w:pPr>
@@ -6297,6 +6495,7 @@
           <w:tcPr>
             <w:tcW w:w="3120" w:type="dxa"/>
             <w:tcBorders/>
+            <w:shd w:val="clear" w:color="auto" w:fill="F2F2F2"/>
           </w:tcPr>
           <w:p>
             <w:pPr>
@@ -6328,6 +6527,7 @@
           <w:tcPr>
             <w:tcW w:w="3120" w:type="dxa"/>
             <w:tcBorders/>
+            <w:shd w:val="clear" w:color="auto" w:fill="F2F2F2"/>
           </w:tcPr>
           <w:p>
             <w:pPr>
@@ -6359,6 +6559,7 @@
           <w:tcPr>
             <w:tcW w:w="3120" w:type="dxa"/>
             <w:tcBorders/>
+            <w:shd w:val="clear" w:color="auto" w:fill="F2F2F2"/>
           </w:tcPr>
           <w:p>
             <w:pPr>
@@ -6489,6 +6690,7 @@
           <w:tcPr>
             <w:tcW w:w="3120" w:type="dxa"/>
             <w:tcBorders/>
+            <w:shd w:val="clear" w:color="auto" w:fill="F2F2F2"/>
           </w:tcPr>
           <w:p>
             <w:pPr>
@@ -6520,6 +6722,7 @@
           <w:tcPr>
             <w:tcW w:w="3120" w:type="dxa"/>
             <w:tcBorders/>
+            <w:shd w:val="clear" w:color="auto" w:fill="F2F2F2"/>
           </w:tcPr>
           <w:p>
             <w:pPr>
@@ -6551,6 +6754,7 @@
           <w:tcPr>
             <w:tcW w:w="3120" w:type="dxa"/>
             <w:tcBorders/>
+            <w:shd w:val="clear" w:color="auto" w:fill="F2F2F2"/>
           </w:tcPr>
           <w:p>
             <w:pPr>
@@ -6615,6 +6819,7 @@
         <w:tc>
           <w:tcPr>
             <w:tcW w:type="dxa" w:w="3120"/>
+            <w:shd w:val="clear" w:color="auto" w:fill="F2F2F2"/>
           </w:tcPr>
           <w:p>
             <w:r>
@@ -6625,6 +6830,7 @@
         <w:tc>
           <w:tcPr>
             <w:tcW w:type="dxa" w:w="3120"/>
+            <w:shd w:val="clear" w:color="auto" w:fill="F2F2F2"/>
           </w:tcPr>
           <w:p>
             <w:r>
@@ -6635,6 +6841,7 @@
         <w:tc>
           <w:tcPr>
             <w:tcW w:type="dxa" w:w="3120"/>
+            <w:shd w:val="clear" w:color="auto" w:fill="F2F2F2"/>
           </w:tcPr>
           <w:p>
             <w:r>
@@ -6752,6 +6959,14 @@
           <w:end w:w="108" w:type="dxa"/>
         </w:tblCellMar>
         <w:tblLook w:noHBand="0" w:lastColumn="0" w:firstColumn="0" w:lastRow="0" w:firstRow="1" w:noVBand="0" w:val="0020"/>
+        <w:tblBorders>
+          <w:top w:val="single" w:sz="4" w:space="0" w:color="BFBFBF"/>
+          <w:left w:val="single" w:sz="4" w:space="0" w:color="BFBFBF"/>
+          <w:bottom w:val="single" w:sz="4" w:space="0" w:color="BFBFBF"/>
+          <w:right w:val="single" w:sz="4" w:space="0" w:color="BFBFBF"/>
+          <w:insideH w:val="single" w:sz="4" w:space="0" w:color="BFBFBF"/>
+          <w:insideV w:val="single" w:sz="4" w:space="0" w:color="BFBFBF"/>
+        </w:tblBorders>
       </w:tblPr>
       <w:tblGrid>
         <w:gridCol w:w="3120"/>
@@ -6769,24 +6984,27 @@
               <w:bottom w:val="single" w:sz="6" w:space="0" w:color="000000"/>
             </w:tcBorders>
             <w:vAlign w:val="bottom"/>
-          </w:tcPr>
-          <w:p>
-            <w:pPr>
-              <w:pStyle w:val="Compact"/>
-              <w:widowControl/>
-              <w:spacing w:before="36" w:after="36"/>
-              <w:jc w:val="start"/>
-              <w:rPr>
-                <w:rFonts w:ascii="Aptos" w:hAnsi="Aptos" w:eastAsia="" w:cs=""/>
-                <w:kern w:val="0"/>
-                <w:sz w:val="24"/>
-                <w:szCs w:val="24"/>
-                <w:lang w:val="en-US" w:eastAsia="zh-CN" w:bidi="ar-SA"/>
-              </w:rPr>
-            </w:pPr>
-            <w:r>
-              <w:rPr>
-                <w:rFonts w:eastAsia="" w:cs=""/>
+            <w:shd w:val="clear" w:color="auto" w:fill="003366"/>
+          </w:tcPr>
+          <w:p>
+            <w:pPr>
+              <w:pStyle w:val="Compact"/>
+              <w:widowControl/>
+              <w:spacing w:before="36" w:after="36"/>
+              <w:jc w:val="start"/>
+              <w:rPr>
+                <w:rFonts w:ascii="Aptos" w:hAnsi="Aptos" w:eastAsia="" w:cs=""/>
+                <w:kern w:val="0"/>
+                <w:sz w:val="24"/>
+                <w:szCs w:val="24"/>
+                <w:lang w:val="en-US" w:eastAsia="zh-CN" w:bidi="ar-SA"/>
+              </w:rPr>
+            </w:pPr>
+            <w:r>
+              <w:rPr>
+                <w:rFonts w:eastAsia="" w:cs=""/>
+                <w:b/>
+                <w:color w:val="FFFFFF"/>
                 <w:kern w:val="0"/>
                 <w:sz w:val="24"/>
                 <w:szCs w:val="24"/>
@@ -6803,24 +7021,27 @@
               <w:bottom w:val="single" w:sz="6" w:space="0" w:color="000000"/>
             </w:tcBorders>
             <w:vAlign w:val="bottom"/>
-          </w:tcPr>
-          <w:p>
-            <w:pPr>
-              <w:pStyle w:val="Compact"/>
-              <w:widowControl/>
-              <w:spacing w:before="36" w:after="36"/>
-              <w:jc w:val="start"/>
-              <w:rPr>
-                <w:rFonts w:ascii="Aptos" w:hAnsi="Aptos" w:eastAsia="" w:cs=""/>
-                <w:kern w:val="0"/>
-                <w:sz w:val="24"/>
-                <w:szCs w:val="24"/>
-                <w:lang w:val="en-US" w:eastAsia="zh-CN" w:bidi="ar-SA"/>
-              </w:rPr>
-            </w:pPr>
-            <w:r>
-              <w:rPr>
-                <w:rFonts w:eastAsia="" w:cs=""/>
+            <w:shd w:val="clear" w:color="auto" w:fill="003366"/>
+          </w:tcPr>
+          <w:p>
+            <w:pPr>
+              <w:pStyle w:val="Compact"/>
+              <w:widowControl/>
+              <w:spacing w:before="36" w:after="36"/>
+              <w:jc w:val="start"/>
+              <w:rPr>
+                <w:rFonts w:ascii="Aptos" w:hAnsi="Aptos" w:eastAsia="" w:cs=""/>
+                <w:kern w:val="0"/>
+                <w:sz w:val="24"/>
+                <w:szCs w:val="24"/>
+                <w:lang w:val="en-US" w:eastAsia="zh-CN" w:bidi="ar-SA"/>
+              </w:rPr>
+            </w:pPr>
+            <w:r>
+              <w:rPr>
+                <w:rFonts w:eastAsia="" w:cs=""/>
+                <w:b/>
+                <w:color w:val="FFFFFF"/>
                 <w:kern w:val="0"/>
                 <w:sz w:val="24"/>
                 <w:szCs w:val="24"/>
@@ -6837,24 +7058,27 @@
               <w:bottom w:val="single" w:sz="6" w:space="0" w:color="000000"/>
             </w:tcBorders>
             <w:vAlign w:val="bottom"/>
-          </w:tcPr>
-          <w:p>
-            <w:pPr>
-              <w:pStyle w:val="Compact"/>
-              <w:widowControl/>
-              <w:spacing w:before="36" w:after="36"/>
-              <w:jc w:val="start"/>
-              <w:rPr>
-                <w:rFonts w:ascii="Aptos" w:hAnsi="Aptos" w:eastAsia="" w:cs=""/>
-                <w:kern w:val="0"/>
-                <w:sz w:val="24"/>
-                <w:szCs w:val="24"/>
-                <w:lang w:val="en-US" w:eastAsia="zh-CN" w:bidi="ar-SA"/>
-              </w:rPr>
-            </w:pPr>
-            <w:r>
-              <w:rPr>
-                <w:rFonts w:eastAsia="" w:cs=""/>
+            <w:shd w:val="clear" w:color="auto" w:fill="003366"/>
+          </w:tcPr>
+          <w:p>
+            <w:pPr>
+              <w:pStyle w:val="Compact"/>
+              <w:widowControl/>
+              <w:spacing w:before="36" w:after="36"/>
+              <w:jc w:val="start"/>
+              <w:rPr>
+                <w:rFonts w:ascii="Aptos" w:hAnsi="Aptos" w:eastAsia="" w:cs=""/>
+                <w:kern w:val="0"/>
+                <w:sz w:val="24"/>
+                <w:szCs w:val="24"/>
+                <w:lang w:val="en-US" w:eastAsia="zh-CN" w:bidi="ar-SA"/>
+              </w:rPr>
+            </w:pPr>
+            <w:r>
+              <w:rPr>
+                <w:rFonts w:eastAsia="" w:cs=""/>
+                <w:b/>
+                <w:color w:val="FFFFFF"/>
                 <w:kern w:val="0"/>
                 <w:sz w:val="24"/>
                 <w:szCs w:val="24"/>
@@ -6967,6 +7191,7 @@
           <w:tcPr>
             <w:tcW w:w="3120" w:type="dxa"/>
             <w:tcBorders/>
+            <w:shd w:val="clear" w:color="auto" w:fill="F2F2F2"/>
           </w:tcPr>
           <w:p>
             <w:pPr>
@@ -6998,6 +7223,7 @@
           <w:tcPr>
             <w:tcW w:w="3120" w:type="dxa"/>
             <w:tcBorders/>
+            <w:shd w:val="clear" w:color="auto" w:fill="F2F2F2"/>
           </w:tcPr>
           <w:p>
             <w:pPr>
@@ -7029,6 +7255,7 @@
           <w:tcPr>
             <w:tcW w:w="3120" w:type="dxa"/>
             <w:tcBorders/>
+            <w:shd w:val="clear" w:color="auto" w:fill="F2F2F2"/>
           </w:tcPr>
           <w:p>
             <w:pPr>
@@ -7159,6 +7386,7 @@
           <w:tcPr>
             <w:tcW w:w="3120" w:type="dxa"/>
             <w:tcBorders/>
+            <w:shd w:val="clear" w:color="auto" w:fill="F2F2F2"/>
           </w:tcPr>
           <w:p>
             <w:pPr>
@@ -7190,6 +7418,7 @@
           <w:tcPr>
             <w:tcW w:w="3120" w:type="dxa"/>
             <w:tcBorders/>
+            <w:shd w:val="clear" w:color="auto" w:fill="F2F2F2"/>
           </w:tcPr>
           <w:p>
             <w:pPr>
@@ -7221,6 +7450,7 @@
           <w:tcPr>
             <w:tcW w:w="3120" w:type="dxa"/>
             <w:tcBorders/>
+            <w:shd w:val="clear" w:color="auto" w:fill="F2F2F2"/>
           </w:tcPr>
           <w:p>
             <w:pPr>
@@ -7351,6 +7581,7 @@
           <w:tcPr>
             <w:tcW w:w="3120" w:type="dxa"/>
             <w:tcBorders/>
+            <w:shd w:val="clear" w:color="auto" w:fill="F2F2F2"/>
           </w:tcPr>
           <w:p>
             <w:pPr>
@@ -7382,6 +7613,7 @@
           <w:tcPr>
             <w:tcW w:w="3120" w:type="dxa"/>
             <w:tcBorders/>
+            <w:shd w:val="clear" w:color="auto" w:fill="F2F2F2"/>
           </w:tcPr>
           <w:p>
             <w:pPr>
@@ -7413,6 +7645,7 @@
           <w:tcPr>
             <w:tcW w:w="3120" w:type="dxa"/>
             <w:tcBorders/>
+            <w:shd w:val="clear" w:color="auto" w:fill="F2F2F2"/>
           </w:tcPr>
           <w:p>
             <w:pPr>
@@ -7543,6 +7776,7 @@
           <w:tcPr>
             <w:tcW w:w="3120" w:type="dxa"/>
             <w:tcBorders/>
+            <w:shd w:val="clear" w:color="auto" w:fill="F2F2F2"/>
           </w:tcPr>
           <w:p>
             <w:pPr>
@@ -7574,6 +7808,7 @@
           <w:tcPr>
             <w:tcW w:w="3120" w:type="dxa"/>
             <w:tcBorders/>
+            <w:shd w:val="clear" w:color="auto" w:fill="F2F2F2"/>
           </w:tcPr>
           <w:p>
             <w:pPr>
@@ -7605,6 +7840,7 @@
           <w:tcPr>
             <w:tcW w:w="3120" w:type="dxa"/>
             <w:tcBorders/>
+            <w:shd w:val="clear" w:color="auto" w:fill="F2F2F2"/>
           </w:tcPr>
           <w:p>
             <w:pPr>
@@ -7735,6 +7971,7 @@
           <w:tcPr>
             <w:tcW w:w="3120" w:type="dxa"/>
             <w:tcBorders/>
+            <w:shd w:val="clear" w:color="auto" w:fill="F2F2F2"/>
           </w:tcPr>
           <w:p>
             <w:pPr>
@@ -7766,6 +8003,7 @@
           <w:tcPr>
             <w:tcW w:w="3120" w:type="dxa"/>
             <w:tcBorders/>
+            <w:shd w:val="clear" w:color="auto" w:fill="F2F2F2"/>
           </w:tcPr>
           <w:p>
             <w:pPr>
@@ -7797,6 +8035,7 @@
           <w:tcPr>
             <w:tcW w:w="3120" w:type="dxa"/>
             <w:tcBorders/>
+            <w:shd w:val="clear" w:color="auto" w:fill="F2F2F2"/>
           </w:tcPr>
           <w:p>
             <w:pPr>

--- a/NERC-CIP/CSW-NERC-CIP-Compliance-Report.docx
+++ b/NERC-CIP/CSW-NERC-CIP-Compliance-Report.docx
@@ -189,11 +189,11 @@
           <w:i/>
           <w:iCs/>
         </w:rPr>
-        <w:t>NERC CIP Technical Runbook</w:t>
+        <w:t>NERC CIP Reference Design</w:t>
       </w:r>
       <w:r>
         <w:rPr/>
-        <w:t xml:space="preserve"> walks through deployment, scoping, ESP-boundary design, IRA enforcement, CIP-007/010 evidence collection, and CIP-013 supply- chain visibility on the IT side. Read this report for the audit- narrative view; read the runbook for the deployment view.</w:t>
+        <w:t xml:space="preserve"> walks through deployment, scoping, ESP-boundary design, IRA enforcement, CIP-007/010 evidence collection, and CIP-013 supply- chain visibility on the IT side. Read this report for the audit- narrative view; read the reference design for the deployment view.</w:t>
       </w:r>
     </w:p>
     <w:p>
@@ -8375,7 +8375,7 @@
       </w:pPr>
       <w:r>
         <w:rPr/>
-        <w:t xml:space="preserve">This report and its companion runbook describe how Cisco Secure Workload capabilities can support a NERC CIP cybersecurity programme on the </w:t>
+        <w:t xml:space="preserve">This report and its companion reference design describe how Cisco Secure Workload capabilities can support a NERC CIP cybersecurity programme on the </w:t>
       </w:r>
       <w:r>
         <w:rPr>
